--- a/lessons/9-2/downloads/9-2-notes-l2.docx
+++ b/lessons/9-2/downloads/9-2-notes-l2.docx
@@ -1037,6 +1037,314 @@
         </w:tc>
       </w:tr>
     </w:tbl>
+    <w:tbl>
+      <w:tblPr>
+        <w:tblW w:type="pct" w:w="100%"/>
+        <w:tblBorders>
+          <w:top w:val="none" w:color="FFFFFF" w:sz="0"/>
+          <w:left w:val="none" w:color="FFFFFF" w:sz="0"/>
+          <w:bottom w:val="single" w:color="C7D2DD" w:sz="4"/>
+          <w:right w:val="none" w:color="FFFFFF" w:sz="0"/>
+          <w:insideH w:val="none" w:color="FFFFFF" w:sz="0"/>
+          <w:insideV w:val="none" w:color="FFFFFF" w:sz="0"/>
+        </w:tblBorders>
+      </w:tblPr>
+      <w:tblGrid>
+        <w:gridCol w:w="1800"/>
+        <w:gridCol w:w="7560"/>
+      </w:tblGrid>
+      <w:tr>
+        <w:trPr>
+          <w:cantSplit/>
+        </w:trPr>
+        <w:tc>
+          <w:tcPr>
+            <w:tcW w:type="dxa" w:w="1800"/>
+            <w:tcMar>
+              <w:top w:type="dxa" w:w="100"/>
+              <w:left w:type="dxa" w:w="40"/>
+              <w:bottom w:type="dxa" w:w="100"/>
+              <w:right w:type="dxa" w:w="120"/>
+            </w:tcMar>
+            <w:vAlign w:val="center"/>
+          </w:tcPr>
+          <w:p>
+            <w:pPr>
+              <w:spacing w:after="0"/>
+              <w:jc w:val="center"/>
+            </w:pPr>
+            <w:r>
+              <w:drawing>
+                <wp:inline distT="0" distB="0" distL="0" distR="0">
+                  <wp:extent cx="1047750" cy="790575"/>
+                  <wp:effectExtent t="0" r="0" b="0" l="0"/>
+                  <wp:docPr id="1" name="" descr="" title=""/>
+                  <wp:cNvGraphicFramePr>
+                    <a:graphicFrameLocks xmlns:a="http://schemas.openxmlformats.org/drawingml/2006/main" noChangeAspect="1"/>
+                  </wp:cNvGraphicFramePr>
+                  <a:graphic xmlns:a="http://schemas.openxmlformats.org/drawingml/2006/main">
+                    <a:graphicData uri="http://schemas.openxmlformats.org/drawingml/2006/picture">
+                      <pic:pic xmlns:pic="http://schemas.openxmlformats.org/drawingml/2006/picture">
+                        <pic:nvPicPr>
+                          <pic:cNvPr id="0" name="" descr=""/>
+                          <pic:cNvPicPr>
+                            <a:picLocks noChangeAspect="1" noChangeArrowheads="1"/>
+                          </pic:cNvPicPr>
+                        </pic:nvPicPr>
+                        <pic:blipFill>
+                          <a:blip r:embed="rId13" cstate="none"/>
+                          <a:srcRect/>
+                          <a:stretch>
+                            <a:fillRect/>
+                          </a:stretch>
+                        </pic:blipFill>
+                        <pic:spPr bwMode="auto">
+                          <a:xfrm>
+                            <a:off x="0" y="0"/>
+                            <a:ext cx="1047750" cy="790575"/>
+                          </a:xfrm>
+                          <a:prstGeom prst="rect">
+                            <a:avLst/>
+                          </a:prstGeom>
+                        </pic:spPr>
+                      </pic:pic>
+                    </a:graphicData>
+                  </a:graphic>
+                </wp:inline>
+              </w:drawing>
+            </w:r>
+          </w:p>
+        </w:tc>
+        <w:tc>
+          <w:tcPr>
+            <w:tcW w:type="dxa" w:w="7560"/>
+            <w:tcMar>
+              <w:top w:type="dxa" w:w="100"/>
+              <w:left w:type="dxa" w:w="40"/>
+              <w:bottom w:type="dxa" w:w="100"/>
+              <w:right w:type="dxa" w:w="40"/>
+            </w:tcMar>
+            <w:vAlign w:val="center"/>
+          </w:tcPr>
+          <w:p>
+            <w:pPr>
+              <w:spacing w:after="50"/>
+            </w:pPr>
+            <w:r>
+              <w:rPr>
+                <w:b/>
+                <w:bCs/>
+                <w:color w:val="12355B"/>
+                <w:sz w:val="24"/>
+                <w:szCs w:val="24"/>
+              </w:rPr>
+              <w:t xml:space="preserve">Rate of change</w:t>
+            </w:r>
+            <w:r>
+              <w:rPr>
+                <w:i/>
+                <w:iCs/>
+                <w:color w:val="5F6F80"/>
+                <w:sz w:val="19"/>
+                <w:szCs w:val="19"/>
+              </w:rPr>
+              <w:t xml:space="preserve">   Tasa de cambio</w:t>
+            </w:r>
+          </w:p>
+          <w:p>
+            <w:pPr>
+              <w:spacing w:after="40"/>
+            </w:pPr>
+            <w:r>
+              <w:rPr>
+                <w:sz w:val="21"/>
+                <w:szCs w:val="21"/>
+              </w:rPr>
+              <w:t xml:space="preserve">How much y changes each time x goes up by one.</w:t>
+            </w:r>
+          </w:p>
+          <w:p>
+            <w:pPr>
+              <w:spacing w:after="0"/>
+            </w:pPr>
+            <w:r>
+              <w:rPr>
+                <w:b/>
+                <w:bCs/>
+                <w:color w:val="1FA6A2"/>
+                <w:sz w:val="18"/>
+                <w:szCs w:val="18"/>
+              </w:rPr>
+              <w:t xml:space="preserve">Example:  </w:t>
+            </w:r>
+            <w:r>
+              <w:rPr>
+                <w:i/>
+                <w:iCs/>
+                <w:color w:val="5F6F80"/>
+                <w:sz w:val="18"/>
+                <w:szCs w:val="18"/>
+              </w:rPr>
+              <w:t xml:space="preserve">Up $4 for each hour.</w:t>
+            </w:r>
+          </w:p>
+        </w:tc>
+      </w:tr>
+    </w:tbl>
+    <w:tbl>
+      <w:tblPr>
+        <w:tblW w:type="pct" w:w="100%"/>
+        <w:tblBorders>
+          <w:top w:val="none" w:color="FFFFFF" w:sz="0"/>
+          <w:left w:val="none" w:color="FFFFFF" w:sz="0"/>
+          <w:bottom w:val="single" w:color="C7D2DD" w:sz="4"/>
+          <w:right w:val="none" w:color="FFFFFF" w:sz="0"/>
+          <w:insideH w:val="none" w:color="FFFFFF" w:sz="0"/>
+          <w:insideV w:val="none" w:color="FFFFFF" w:sz="0"/>
+        </w:tblBorders>
+      </w:tblPr>
+      <w:tblGrid>
+        <w:gridCol w:w="1800"/>
+        <w:gridCol w:w="7560"/>
+      </w:tblGrid>
+      <w:tr>
+        <w:trPr>
+          <w:cantSplit/>
+        </w:trPr>
+        <w:tc>
+          <w:tcPr>
+            <w:tcW w:type="dxa" w:w="1800"/>
+            <w:tcMar>
+              <w:top w:type="dxa" w:w="100"/>
+              <w:left w:type="dxa" w:w="40"/>
+              <w:bottom w:type="dxa" w:w="100"/>
+              <w:right w:type="dxa" w:w="120"/>
+            </w:tcMar>
+            <w:vAlign w:val="center"/>
+          </w:tcPr>
+          <w:p>
+            <w:pPr>
+              <w:spacing w:after="0"/>
+              <w:jc w:val="center"/>
+            </w:pPr>
+            <w:r>
+              <w:drawing>
+                <wp:inline distT="0" distB="0" distL="0" distR="0">
+                  <wp:extent cx="1047750" cy="790575"/>
+                  <wp:effectExtent t="0" r="0" b="0" l="0"/>
+                  <wp:docPr id="1" name="" descr="" title=""/>
+                  <wp:cNvGraphicFramePr>
+                    <a:graphicFrameLocks xmlns:a="http://schemas.openxmlformats.org/drawingml/2006/main" noChangeAspect="1"/>
+                  </wp:cNvGraphicFramePr>
+                  <a:graphic xmlns:a="http://schemas.openxmlformats.org/drawingml/2006/main">
+                    <a:graphicData uri="http://schemas.openxmlformats.org/drawingml/2006/picture">
+                      <pic:pic xmlns:pic="http://schemas.openxmlformats.org/drawingml/2006/picture">
+                        <pic:nvPicPr>
+                          <pic:cNvPr id="0" name="" descr=""/>
+                          <pic:cNvPicPr>
+                            <a:picLocks noChangeAspect="1" noChangeArrowheads="1"/>
+                          </pic:cNvPicPr>
+                        </pic:nvPicPr>
+                        <pic:blipFill>
+                          <a:blip r:embed="rId14" cstate="none"/>
+                          <a:srcRect/>
+                          <a:stretch>
+                            <a:fillRect/>
+                          </a:stretch>
+                        </pic:blipFill>
+                        <pic:spPr bwMode="auto">
+                          <a:xfrm>
+                            <a:off x="0" y="0"/>
+                            <a:ext cx="1047750" cy="790575"/>
+                          </a:xfrm>
+                          <a:prstGeom prst="rect">
+                            <a:avLst/>
+                          </a:prstGeom>
+                        </pic:spPr>
+                      </pic:pic>
+                    </a:graphicData>
+                  </a:graphic>
+                </wp:inline>
+              </w:drawing>
+            </w:r>
+          </w:p>
+        </w:tc>
+        <w:tc>
+          <w:tcPr>
+            <w:tcW w:type="dxa" w:w="7560"/>
+            <w:tcMar>
+              <w:top w:type="dxa" w:w="100"/>
+              <w:left w:type="dxa" w:w="40"/>
+              <w:bottom w:type="dxa" w:w="100"/>
+              <w:right w:type="dxa" w:w="40"/>
+            </w:tcMar>
+            <w:vAlign w:val="center"/>
+          </w:tcPr>
+          <w:p>
+            <w:pPr>
+              <w:spacing w:after="50"/>
+            </w:pPr>
+            <w:r>
+              <w:rPr>
+                <w:b/>
+                <w:bCs/>
+                <w:color w:val="12355B"/>
+                <w:sz w:val="24"/>
+                <w:szCs w:val="24"/>
+              </w:rPr>
+              <w:t xml:space="preserve">Origin</w:t>
+            </w:r>
+            <w:r>
+              <w:rPr>
+                <w:i/>
+                <w:iCs/>
+                <w:color w:val="5F6F80"/>
+                <w:sz w:val="19"/>
+                <w:szCs w:val="19"/>
+              </w:rPr>
+              <w:t xml:space="preserve">   Origen</w:t>
+            </w:r>
+          </w:p>
+          <w:p>
+            <w:pPr>
+              <w:spacing w:after="40"/>
+            </w:pPr>
+            <w:r>
+              <w:rPr>
+                <w:sz w:val="21"/>
+                <w:szCs w:val="21"/>
+              </w:rPr>
+              <w:t xml:space="preserve">The point (0, 0) where the two axes meet.</w:t>
+            </w:r>
+          </w:p>
+          <w:p>
+            <w:pPr>
+              <w:spacing w:after="0"/>
+            </w:pPr>
+            <w:r>
+              <w:rPr>
+                <w:b/>
+                <w:bCs/>
+                <w:color w:val="1FA6A2"/>
+                <w:sz w:val="18"/>
+                <w:szCs w:val="18"/>
+              </w:rPr>
+              <w:t xml:space="preserve">Example:  </w:t>
+            </w:r>
+            <w:r>
+              <w:rPr>
+                <w:i/>
+                <w:iCs/>
+                <w:color w:val="5F6F80"/>
+                <w:sz w:val="18"/>
+                <w:szCs w:val="18"/>
+              </w:rPr>
+              <w:t xml:space="preserve">(0, 0)</w:t>
+            </w:r>
+          </w:p>
+        </w:tc>
+      </w:tr>
+    </w:tbl>
     <w:p>
       <w:pPr>
         <w:pStyle w:val="Heading1"/>
@@ -1125,7 +1433,7 @@
                 <w:sz w:val="21"/>
                 <w:szCs w:val="21"/>
               </w:rPr>
-              <w:t xml:space="preserve">graph      •      table of values      •      ordered pair      •      axis      •      coordinates</w:t>
+              <w:t xml:space="preserve">graph      •      table of values      •      ordered pair      •      axis      •      coordinates      •      Rate of change      •      Origin</w:t>
             </w:r>
           </w:p>
         </w:tc>
@@ -1350,6 +1658,80 @@
           <w:szCs w:val="22"/>
         </w:rPr>
         <w:t xml:space="preserve">The numbers in an ordered pair that tell how far to move are its </w:t>
+      </w:r>
+      <w:r>
+        <w:rPr>
+          <w:sz w:val="22"/>
+          <w:szCs w:val="22"/>
+        </w:rPr>
+        <w:t xml:space="preserve">________________</w:t>
+      </w:r>
+      <w:r>
+        <w:rPr>
+          <w:sz w:val="22"/>
+          <w:szCs w:val="22"/>
+        </w:rPr>
+        <w:t xml:space="preserve">.</w:t>
+      </w:r>
+    </w:p>
+    <w:p>
+      <w:pPr>
+        <w:keepLines/>
+        <w:spacing w:after="260" w:before="200"/>
+      </w:pPr>
+      <w:r>
+        <w:rPr>
+          <w:b/>
+          <w:bCs/>
+          <w:color w:val="12355B"/>
+          <w:sz w:val="22"/>
+          <w:szCs w:val="22"/>
+        </w:rPr>
+        <w:t xml:space="preserve">6.  </w:t>
+      </w:r>
+      <w:r>
+        <w:rPr>
+          <w:sz w:val="22"/>
+          <w:szCs w:val="22"/>
+        </w:rPr>
+        <w:t xml:space="preserve">How much y changes when x goes up by one is the </w:t>
+      </w:r>
+      <w:r>
+        <w:rPr>
+          <w:sz w:val="22"/>
+          <w:szCs w:val="22"/>
+        </w:rPr>
+        <w:t xml:space="preserve">________________</w:t>
+      </w:r>
+      <w:r>
+        <w:rPr>
+          <w:sz w:val="22"/>
+          <w:szCs w:val="22"/>
+        </w:rPr>
+        <w:t xml:space="preserve">.</w:t>
+      </w:r>
+    </w:p>
+    <w:p>
+      <w:pPr>
+        <w:keepLines/>
+        <w:spacing w:after="260" w:before="200"/>
+      </w:pPr>
+      <w:r>
+        <w:rPr>
+          <w:b/>
+          <w:bCs/>
+          <w:color w:val="12355B"/>
+          <w:sz w:val="22"/>
+          <w:szCs w:val="22"/>
+        </w:rPr>
+        <w:t xml:space="preserve">7.  </w:t>
+      </w:r>
+      <w:r>
+        <w:rPr>
+          <w:sz w:val="22"/>
+          <w:szCs w:val="22"/>
+        </w:rPr>
+        <w:t xml:space="preserve">The point (0, 0) where the axes meet is the </w:t>
       </w:r>
       <w:r>
         <w:rPr>
@@ -2353,7 +2735,7 @@
           <w:sz w:val="20"/>
           <w:szCs w:val="20"/>
         </w:rPr>
-        <w:t xml:space="preserve">A)  $135</w:t>
+        <w:t xml:space="preserve">A)  $45</w:t>
       </w:r>
     </w:p>
     <w:p>
@@ -2392,7 +2774,7 @@
           <w:sz w:val="20"/>
           <w:szCs w:val="20"/>
         </w:rPr>
-        <w:t xml:space="preserve">D)  $45</w:t>
+        <w:t xml:space="preserve">D)  $135</w:t>
       </w:r>
     </w:p>
     <w:p>
@@ -2438,7 +2820,7 @@
           <w:sz w:val="21"/>
           <w:szCs w:val="21"/>
         </w:rPr>
-        <w:t xml:space="preserve">A. $135</w:t>
+        <w:t xml:space="preserve">D. $135</w:t>
       </w:r>
     </w:p>
     <w:p>
@@ -2534,7 +2916,7 @@
           <w:sz w:val="20"/>
           <w:szCs w:val="20"/>
         </w:rPr>
-        <w:t xml:space="preserve">B)  (90, 2)</w:t>
+        <w:t xml:space="preserve">B)  (2, 45)</w:t>
       </w:r>
     </w:p>
     <w:p>
@@ -2547,7 +2929,7 @@
           <w:sz w:val="20"/>
           <w:szCs w:val="20"/>
         </w:rPr>
-        <w:t xml:space="preserve">C)  (2, 45)</w:t>
+        <w:t xml:space="preserve">C)  (2, 47)</w:t>
       </w:r>
     </w:p>
     <w:p>
@@ -2560,7 +2942,7 @@
           <w:sz w:val="20"/>
           <w:szCs w:val="20"/>
         </w:rPr>
-        <w:t xml:space="preserve">D)  (2, 47)</w:t>
+        <w:t xml:space="preserve">D)  (90, 2)</w:t>
       </w:r>
     </w:p>
     <w:p>
@@ -3290,7 +3672,7 @@
           <w:sz w:val="20"/>
           <w:szCs w:val="20"/>
         </w:rPr>
-        <w:t xml:space="preserve">A)  18,000 feet</w:t>
+        <w:t xml:space="preserve">A)  1,215 feet</w:t>
       </w:r>
     </w:p>
     <w:p>
@@ -3303,7 +3685,7 @@
           <w:sz w:val="20"/>
           <w:szCs w:val="20"/>
         </w:rPr>
-        <w:t xml:space="preserve">B)  1,215 feet</w:t>
+        <w:t xml:space="preserve">B)  12,000 feet</w:t>
       </w:r>
     </w:p>
     <w:p>
@@ -3316,7 +3698,7 @@
           <w:sz w:val="20"/>
           <w:szCs w:val="20"/>
         </w:rPr>
-        <w:t xml:space="preserve">C)  12,000 feet</w:t>
+        <w:t xml:space="preserve">C)  16,800 feet</w:t>
       </w:r>
     </w:p>
     <w:p>
@@ -3329,7 +3711,7 @@
           <w:sz w:val="20"/>
           <w:szCs w:val="20"/>
         </w:rPr>
-        <w:t xml:space="preserve">D)  16,800 feet</w:t>
+        <w:t xml:space="preserve">D)  18,000 feet</w:t>
       </w:r>
     </w:p>
     <w:p>
@@ -3433,7 +3815,7 @@
           <w:sz w:val="20"/>
           <w:szCs w:val="20"/>
         </w:rPr>
-        <w:t xml:space="preserve">B)  (6000, 5)</w:t>
+        <w:t xml:space="preserve">B)  (5, 1200)</w:t>
       </w:r>
     </w:p>
     <w:p>
@@ -3446,7 +3828,7 @@
           <w:sz w:val="20"/>
           <w:szCs w:val="20"/>
         </w:rPr>
-        <w:t xml:space="preserve">C)  (5, 1200)</w:t>
+        <w:t xml:space="preserve">C)  (5, 5000)</w:t>
       </w:r>
     </w:p>
     <w:p>
@@ -3459,7 +3841,7 @@
           <w:sz w:val="20"/>
           <w:szCs w:val="20"/>
         </w:rPr>
-        <w:t xml:space="preserve">D)  (5, 5000)</w:t>
+        <w:t xml:space="preserve">D)  (6000, 5)</w:t>
       </w:r>
     </w:p>
     <w:p>
@@ -3550,7 +3932,7 @@
           <w:sz w:val="20"/>
           <w:szCs w:val="20"/>
         </w:rPr>
-        <w:t xml:space="preserve">A)  48</w:t>
+        <w:t xml:space="preserve">A)  24</w:t>
       </w:r>
     </w:p>
     <w:p>
@@ -3563,7 +3945,7 @@
           <w:sz w:val="20"/>
           <w:szCs w:val="20"/>
         </w:rPr>
-        <w:t xml:space="preserve">B)  96</w:t>
+        <w:t xml:space="preserve">B)  48</w:t>
       </w:r>
     </w:p>
     <w:p>
@@ -3576,7 +3958,7 @@
           <w:sz w:val="20"/>
           <w:szCs w:val="20"/>
         </w:rPr>
-        <w:t xml:space="preserve">C)  240</w:t>
+        <w:t xml:space="preserve">C)  96</w:t>
       </w:r>
     </w:p>
     <w:p>
@@ -3589,7 +3971,7 @@
           <w:sz w:val="20"/>
           <w:szCs w:val="20"/>
         </w:rPr>
-        <w:t xml:space="preserve">D)  24</w:t>
+        <w:t xml:space="preserve">D)  240</w:t>
       </w:r>
     </w:p>
     <w:p>
@@ -3680,7 +4062,7 @@
           <w:sz w:val="20"/>
           <w:szCs w:val="20"/>
         </w:rPr>
-        <w:t xml:space="preserve">A)  You can only buy whole numbers of tickets, so the points between whole numbers do not make sense</w:t>
+        <w:t xml:space="preserve">A)  The graph is unfinished</w:t>
       </w:r>
     </w:p>
     <w:p>
@@ -3693,7 +4075,7 @@
           <w:sz w:val="20"/>
           <w:szCs w:val="20"/>
         </w:rPr>
-        <w:t xml:space="preserve">B)  The graph is unfinished</w:t>
+        <w:t xml:space="preserve">B)  Dashed lines always mean the cost is decreasing</w:t>
       </w:r>
     </w:p>
     <w:p>
@@ -3706,7 +4088,7 @@
           <w:sz w:val="20"/>
           <w:szCs w:val="20"/>
         </w:rPr>
-        <w:t xml:space="preserve">C)  Dashed lines always mean the cost is decreasing</w:t>
+        <w:t xml:space="preserve">C)  The ticket price changes between points</w:t>
       </w:r>
     </w:p>
     <w:p>
@@ -3719,7 +4101,7 @@
           <w:sz w:val="20"/>
           <w:szCs w:val="20"/>
         </w:rPr>
-        <w:t xml:space="preserve">D)  The ticket price changes between points</w:t>
+        <w:t xml:space="preserve">D)  You can only buy whole numbers of tickets, so the points between whole numbers do not make sense</w:t>
       </w:r>
     </w:p>
     <w:p>
@@ -3810,7 +4192,7 @@
           <w:sz w:val="20"/>
           <w:szCs w:val="20"/>
         </w:rPr>
-        <w:t xml:space="preserve">A)  Both show the same relationship — the table with numerical values, the graph in a more visual way</w:t>
+        <w:t xml:space="preserve">A)  The graph shows a different relationship than the table</w:t>
       </w:r>
     </w:p>
     <w:p>
@@ -3823,7 +4205,7 @@
           <w:sz w:val="20"/>
           <w:szCs w:val="20"/>
         </w:rPr>
-        <w:t xml:space="preserve">B)  The graph shows a different relationship than the table</w:t>
+        <w:t xml:space="preserve">B)  Only the table can show that cost increases with tickets</w:t>
       </w:r>
     </w:p>
     <w:p>
@@ -3836,7 +4218,7 @@
           <w:sz w:val="20"/>
           <w:szCs w:val="20"/>
         </w:rPr>
-        <w:t xml:space="preserve">C)  Only the table can show that cost increases with tickets</w:t>
+        <w:t xml:space="preserve">C)  Only the graph is a real mathematical representation</w:t>
       </w:r>
     </w:p>
     <w:p>
@@ -3849,7 +4231,7 @@
           <w:sz w:val="20"/>
           <w:szCs w:val="20"/>
         </w:rPr>
-        <w:t xml:space="preserve">D)  Only the graph is a real mathematical representation</w:t>
+        <w:t xml:space="preserve">D)  Both show the same relationship — the table with numerical values, the graph in a more visual way</w:t>
       </w:r>
     </w:p>
     <w:p>
@@ -3966,7 +4348,7 @@
           <w:sz w:val="20"/>
           <w:szCs w:val="20"/>
         </w:rPr>
-        <w:t xml:space="preserve">C)  (180, 4)</w:t>
+        <w:t xml:space="preserve">C)  (4, 49)</w:t>
       </w:r>
     </w:p>
     <w:p>
@@ -3979,7 +4361,7 @@
           <w:sz w:val="20"/>
           <w:szCs w:val="20"/>
         </w:rPr>
-        <w:t xml:space="preserve">D)  (4, 49)</w:t>
+        <w:t xml:space="preserve">D)  (180, 4)</w:t>
       </w:r>
     </w:p>
     <w:p>
@@ -4116,7 +4498,7 @@
           <w:sz w:val="21"/>
           <w:szCs w:val="21"/>
         </w:rPr>
-        <w:t xml:space="preserve">B)  135 tickets cost a total of $3</w:t>
+        <w:t xml:space="preserve">B)  3 tickets cost $135 each</w:t>
       </w:r>
     </w:p>
     <w:p>
@@ -4129,7 +4511,7 @@
           <w:sz w:val="21"/>
           <w:szCs w:val="21"/>
         </w:rPr>
-        <w:t xml:space="preserve">C)  3 tickets cost $135 each</w:t>
+        <w:t xml:space="preserve">C)  135 tickets cost a total of $3</w:t>
       </w:r>
     </w:p>
     <w:p>

--- a/lessons/9-2/downloads/9-2-notes-l2.docx
+++ b/lessons/9-2/downloads/9-2-notes-l2.docx
@@ -3789,7 +3789,7 @@
           <w:sz w:val="21"/>
           <w:szCs w:val="21"/>
         </w:rPr>
-        <w:t xml:space="preserve">On the tram graph with minutes on the horizontal axis and feet on the vertical axis, which ordered pair lies on the graph?</w:t>
+        <w:t xml:space="preserve">A tram starts at 0 feet and travels 1,200 feet each minute. On its graph, minutes are on the horizontal axis and feet on the vertical axis. Which ordered pair lies on this graph?</w:t>
       </w:r>
     </w:p>
     <w:p>

--- a/lessons/9-2/downloads/9-2-notes-l2.docx
+++ b/lessons/9-2/downloads/9-2-notes-l2.docx
@@ -264,49 +264,269 @@
           <w:sz w:val="19"/>
           <w:szCs w:val="19"/>
         </w:rPr>
-        <w:t xml:space="preserve">Look at the picture, read the word, then read what it means.</w:t>
+        <w:t xml:space="preserve">Review each concept term, definition, non-example, and visual clue.</w:t>
       </w:r>
     </w:p>
     <w:tbl>
       <w:tblPr>
-        <w:tblW w:type="pct" w:w="100%"/>
+        <w:tblW w:type="dxa" w:w="9360"/>
         <w:tblBorders>
-          <w:top w:val="none" w:color="FFFFFF" w:sz="0"/>
-          <w:left w:val="none" w:color="FFFFFF" w:sz="0"/>
-          <w:bottom w:val="single" w:color="C7D2DD" w:sz="4"/>
-          <w:right w:val="none" w:color="FFFFFF" w:sz="0"/>
-          <w:insideH w:val="none" w:color="FFFFFF" w:sz="0"/>
-          <w:insideV w:val="none" w:color="FFFFFF" w:sz="0"/>
+          <w:top w:val="single" w:color="C7D2DD" w:sz="6"/>
+          <w:left w:val="single" w:color="C7D2DD" w:sz="6"/>
+          <w:bottom w:val="single" w:color="C7D2DD" w:sz="6"/>
+          <w:right w:val="single" w:color="C7D2DD" w:sz="6"/>
+          <w:insideH w:val="single" w:color="C7D2DD" w:sz="6"/>
+          <w:insideV w:val="single" w:color="C7D2DD" w:sz="6"/>
         </w:tblBorders>
       </w:tblPr>
       <w:tblGrid>
         <w:gridCol w:w="1800"/>
-        <w:gridCol w:w="7560"/>
+        <w:gridCol w:w="3160"/>
+        <w:gridCol w:w="2200"/>
+        <w:gridCol w:w="2200"/>
       </w:tblGrid>
       <w:tr>
         <w:trPr>
           <w:cantSplit/>
+          <w:tblHeader/>
         </w:trPr>
         <w:tc>
           <w:tcPr>
             <w:tcW w:type="dxa" w:w="1800"/>
-            <w:tcMar>
-              <w:top w:type="dxa" w:w="100"/>
-              <w:left w:type="dxa" w:w="40"/>
-              <w:bottom w:type="dxa" w:w="100"/>
-              <w:right w:type="dxa" w:w="120"/>
-            </w:tcMar>
-            <w:vAlign w:val="center"/>
+            <w:shd w:fill="EEF4F8" w:color="auto" w:val="clear"/>
+            <w:tcMar>
+              <w:top w:type="dxa" w:w="80"/>
+              <w:left w:type="dxa" w:w="100"/>
+              <w:bottom w:type="dxa" w:w="80"/>
+              <w:right w:type="dxa" w:w="100"/>
+            </w:tcMar>
           </w:tcPr>
           <w:p>
             <w:pPr>
               <w:spacing w:after="0"/>
+            </w:pPr>
+            <w:r>
+              <w:rPr>
+                <w:b/>
+                <w:bCs/>
+                <w:color w:val="12355B"/>
+                <w:sz w:val="19"/>
+                <w:szCs w:val="19"/>
+              </w:rPr>
+              <w:t xml:space="preserve">Concept Term</w:t>
+            </w:r>
+          </w:p>
+        </w:tc>
+        <w:tc>
+          <w:tcPr>
+            <w:tcW w:type="dxa" w:w="3160"/>
+            <w:shd w:fill="EEF4F8" w:color="auto" w:val="clear"/>
+            <w:tcMar>
+              <w:top w:type="dxa" w:w="80"/>
+              <w:left w:type="dxa" w:w="100"/>
+              <w:bottom w:type="dxa" w:w="80"/>
+              <w:right w:type="dxa" w:w="100"/>
+            </w:tcMar>
+          </w:tcPr>
+          <w:p>
+            <w:pPr>
+              <w:spacing w:after="0"/>
+            </w:pPr>
+            <w:r>
+              <w:rPr>
+                <w:b/>
+                <w:bCs/>
+                <w:color w:val="12355B"/>
+                <w:sz w:val="19"/>
+                <w:szCs w:val="19"/>
+              </w:rPr>
+              <w:t xml:space="preserve">Student-Friendly Definition</w:t>
+            </w:r>
+          </w:p>
+        </w:tc>
+        <w:tc>
+          <w:tcPr>
+            <w:tcW w:type="dxa" w:w="2200"/>
+            <w:shd w:fill="EEF4F8" w:color="auto" w:val="clear"/>
+            <w:tcMar>
+              <w:top w:type="dxa" w:w="80"/>
+              <w:left w:type="dxa" w:w="100"/>
+              <w:bottom w:type="dxa" w:w="80"/>
+              <w:right w:type="dxa" w:w="100"/>
+            </w:tcMar>
+          </w:tcPr>
+          <w:p>
+            <w:pPr>
+              <w:spacing w:after="0"/>
+            </w:pPr>
+            <w:r>
+              <w:rPr>
+                <w:b/>
+                <w:bCs/>
+                <w:color w:val="12355B"/>
+                <w:sz w:val="19"/>
+                <w:szCs w:val="19"/>
+              </w:rPr>
+              <w:t xml:space="preserve">Non-Example</w:t>
+            </w:r>
+          </w:p>
+        </w:tc>
+        <w:tc>
+          <w:tcPr>
+            <w:tcW w:type="dxa" w:w="2200"/>
+            <w:shd w:fill="EEF4F8" w:color="auto" w:val="clear"/>
+            <w:tcMar>
+              <w:top w:type="dxa" w:w="80"/>
+              <w:left w:type="dxa" w:w="100"/>
+              <w:bottom w:type="dxa" w:w="80"/>
+              <w:right w:type="dxa" w:w="100"/>
+            </w:tcMar>
+          </w:tcPr>
+          <w:p>
+            <w:pPr>
+              <w:spacing w:after="0"/>
+            </w:pPr>
+            <w:r>
+              <w:rPr>
+                <w:b/>
+                <w:bCs/>
+                <w:color w:val="12355B"/>
+                <w:sz w:val="19"/>
+                <w:szCs w:val="19"/>
+              </w:rPr>
+              <w:t xml:space="preserve">Visual Clue</w:t>
+            </w:r>
+          </w:p>
+        </w:tc>
+      </w:tr>
+      <w:tr>
+        <w:trPr>
+          <w:cantSplit/>
+        </w:trPr>
+        <w:tc>
+          <w:tcPr>
+            <w:tcW w:type="dxa" w:w="1800"/>
+            <w:tcMar>
+              <w:top w:type="dxa" w:w="80"/>
+              <w:left w:type="dxa" w:w="100"/>
+              <w:bottom w:type="dxa" w:w="80"/>
+              <w:right w:type="dxa" w:w="100"/>
+            </w:tcMar>
+            <w:vAlign w:val="top"/>
+          </w:tcPr>
+          <w:p>
+            <w:pPr>
+              <w:spacing w:after="30"/>
+            </w:pPr>
+            <w:r>
+              <w:rPr>
+                <w:b/>
+                <w:bCs/>
+                <w:color w:val="12355B"/>
+                <w:sz w:val="21"/>
+                <w:szCs w:val="21"/>
+              </w:rPr>
+              <w:t xml:space="preserve">graph</w:t>
+            </w:r>
+          </w:p>
+          <w:p>
+            <w:pPr>
+              <w:spacing w:after="0"/>
+            </w:pPr>
+            <w:r>
+              <w:rPr>
+                <w:i/>
+                <w:iCs/>
+                <w:color w:val="5F6F80"/>
+                <w:sz w:val="18"/>
+                <w:szCs w:val="18"/>
+              </w:rPr>
+              <w:t xml:space="preserve">gráfica</w:t>
+            </w:r>
+          </w:p>
+        </w:tc>
+        <w:tc>
+          <w:tcPr>
+            <w:tcW w:type="dxa" w:w="3160"/>
+            <w:tcMar>
+              <w:top w:type="dxa" w:w="80"/>
+              <w:left w:type="dxa" w:w="100"/>
+              <w:bottom w:type="dxa" w:w="80"/>
+              <w:right w:type="dxa" w:w="100"/>
+            </w:tcMar>
+            <w:vAlign w:val="top"/>
+          </w:tcPr>
+          <w:p>
+            <w:pPr>
+              <w:spacing w:after="0"/>
+            </w:pPr>
+            <w:r>
+              <w:rPr>
+                <w:sz w:val="20"/>
+                <w:szCs w:val="20"/>
+              </w:rPr>
+              <w:t xml:space="preserve">A picture on a coordinate plane that shows how two quantities are related.</w:t>
+            </w:r>
+          </w:p>
+        </w:tc>
+        <w:tc>
+          <w:tcPr>
+            <w:tcW w:type="dxa" w:w="2200"/>
+            <w:tcMar>
+              <w:top w:type="dxa" w:w="80"/>
+              <w:left w:type="dxa" w:w="100"/>
+              <w:bottom w:type="dxa" w:w="80"/>
+              <w:right w:type="dxa" w:w="100"/>
+            </w:tcMar>
+            <w:vAlign w:val="top"/>
+          </w:tcPr>
+          <w:p>
+            <w:pPr>
+              <w:spacing w:after="40"/>
+            </w:pPr>
+            <w:r>
+              <w:rPr>
+                <w:i/>
+                <w:iCs/>
+                <w:color w:val="5F6F80"/>
+                <w:sz w:val="19"/>
+                <w:szCs w:val="19"/>
+              </w:rPr>
+              <w:t xml:space="preserve">Not graph: write a counter-example that breaks the definition.</w:t>
+            </w:r>
+          </w:p>
+          <w:p>
+            <w:pPr>
+              <w:pBdr>
+                <w:bottom w:val="single" w:color="AFBECC" w:sz="6"/>
+              </w:pBdr>
+              <w:spacing w:after="30" w:before="150"/>
+            </w:pPr>
+            <w:r>
+              <w:t xml:space="preserve"/>
+            </w:r>
+          </w:p>
+        </w:tc>
+        <w:tc>
+          <w:tcPr>
+            <w:tcW w:type="dxa" w:w="2200"/>
+            <w:tcMar>
+              <w:top w:type="dxa" w:w="80"/>
+              <w:left w:type="dxa" w:w="100"/>
+              <w:bottom w:type="dxa" w:w="80"/>
+              <w:right w:type="dxa" w:w="100"/>
+            </w:tcMar>
+            <w:vAlign w:val="top"/>
+          </w:tcPr>
+          <w:p>
+            <w:pPr>
+              <w:spacing w:after="40"/>
               <w:jc w:val="center"/>
             </w:pPr>
             <w:r>
               <w:drawing>
                 <wp:inline distT="0" distB="0" distL="0" distR="0">
-                  <wp:extent cx="1047750" cy="790575"/>
+                  <wp:extent cx="876300" cy="657225"/>
                   <wp:effectExtent t="0" r="0" b="0" l="0"/>
                   <wp:docPr id="1" name="" descr="" title=""/>
                   <wp:cNvGraphicFramePr>
@@ -331,7 +551,7 @@
                         <pic:spPr bwMode="auto">
                           <a:xfrm>
                             <a:off x="0" y="0"/>
-                            <a:ext cx="1047750" cy="790575"/>
+                            <a:ext cx="876300" cy="657225"/>
                           </a:xfrm>
                           <a:prstGeom prst="rect">
                             <a:avLst/>
@@ -344,69 +564,10 @@
               </w:drawing>
             </w:r>
           </w:p>
-        </w:tc>
-        <w:tc>
-          <w:tcPr>
-            <w:tcW w:type="dxa" w:w="7560"/>
-            <w:tcMar>
-              <w:top w:type="dxa" w:w="100"/>
-              <w:left w:type="dxa" w:w="40"/>
-              <w:bottom w:type="dxa" w:w="100"/>
-              <w:right w:type="dxa" w:w="40"/>
-            </w:tcMar>
-            <w:vAlign w:val="center"/>
-          </w:tcPr>
-          <w:p>
-            <w:pPr>
-              <w:spacing w:after="50"/>
-            </w:pPr>
-            <w:r>
-              <w:rPr>
-                <w:b/>
-                <w:bCs/>
-                <w:color w:val="12355B"/>
-                <w:sz w:val="24"/>
-                <w:szCs w:val="24"/>
-              </w:rPr>
-              <w:t xml:space="preserve">graph</w:t>
-            </w:r>
-            <w:r>
-              <w:rPr>
-                <w:i/>
-                <w:iCs/>
-                <w:color w:val="5F6F80"/>
-                <w:sz w:val="19"/>
-                <w:szCs w:val="19"/>
-              </w:rPr>
-              <w:t xml:space="preserve">   gráfica</w:t>
-            </w:r>
-          </w:p>
-          <w:p>
-            <w:pPr>
-              <w:spacing w:after="40"/>
-            </w:pPr>
-            <w:r>
-              <w:rPr>
-                <w:sz w:val="21"/>
-                <w:szCs w:val="21"/>
-              </w:rPr>
-              <w:t xml:space="preserve">A picture on a coordinate plane that shows how two quantities are related.</w:t>
-            </w:r>
-          </w:p>
           <w:p>
             <w:pPr>
               <w:spacing w:after="0"/>
             </w:pPr>
-            <w:r>
-              <w:rPr>
-                <w:b/>
-                <w:bCs/>
-                <w:color w:val="1FA6A2"/>
-                <w:sz w:val="18"/>
-                <w:szCs w:val="18"/>
-              </w:rPr>
-              <w:t xml:space="preserve">Example:  </w:t>
-            </w:r>
             <w:r>
               <w:rPr>
                 <w:i/>
@@ -420,23 +581,6 @@
           </w:p>
         </w:tc>
       </w:tr>
-    </w:tbl>
-    <w:tbl>
-      <w:tblPr>
-        <w:tblW w:type="pct" w:w="100%"/>
-        <w:tblBorders>
-          <w:top w:val="none" w:color="FFFFFF" w:sz="0"/>
-          <w:left w:val="none" w:color="FFFFFF" w:sz="0"/>
-          <w:bottom w:val="single" w:color="C7D2DD" w:sz="4"/>
-          <w:right w:val="none" w:color="FFFFFF" w:sz="0"/>
-          <w:insideH w:val="none" w:color="FFFFFF" w:sz="0"/>
-          <w:insideV w:val="none" w:color="FFFFFF" w:sz="0"/>
-        </w:tblBorders>
-      </w:tblPr>
-      <w:tblGrid>
-        <w:gridCol w:w="1800"/>
-        <w:gridCol w:w="7560"/>
-      </w:tblGrid>
       <w:tr>
         <w:trPr>
           <w:cantSplit/>
@@ -445,22 +589,126 @@
           <w:tcPr>
             <w:tcW w:type="dxa" w:w="1800"/>
             <w:tcMar>
-              <w:top w:type="dxa" w:w="100"/>
-              <w:left w:type="dxa" w:w="40"/>
-              <w:bottom w:type="dxa" w:w="100"/>
-              <w:right w:type="dxa" w:w="120"/>
-            </w:tcMar>
-            <w:vAlign w:val="center"/>
-          </w:tcPr>
+              <w:top w:type="dxa" w:w="80"/>
+              <w:left w:type="dxa" w:w="100"/>
+              <w:bottom w:type="dxa" w:w="80"/>
+              <w:right w:type="dxa" w:w="100"/>
+            </w:tcMar>
+            <w:vAlign w:val="top"/>
+          </w:tcPr>
+          <w:p>
+            <w:pPr>
+              <w:spacing w:after="30"/>
+            </w:pPr>
+            <w:r>
+              <w:rPr>
+                <w:b/>
+                <w:bCs/>
+                <w:color w:val="12355B"/>
+                <w:sz w:val="21"/>
+                <w:szCs w:val="21"/>
+              </w:rPr>
+              <w:t xml:space="preserve">table of values</w:t>
+            </w:r>
+          </w:p>
           <w:p>
             <w:pPr>
               <w:spacing w:after="0"/>
+            </w:pPr>
+            <w:r>
+              <w:rPr>
+                <w:i/>
+                <w:iCs/>
+                <w:color w:val="5F6F80"/>
+                <w:sz w:val="18"/>
+                <w:szCs w:val="18"/>
+              </w:rPr>
+              <w:t xml:space="preserve">tabla de valores</w:t>
+            </w:r>
+          </w:p>
+        </w:tc>
+        <w:tc>
+          <w:tcPr>
+            <w:tcW w:type="dxa" w:w="3160"/>
+            <w:tcMar>
+              <w:top w:type="dxa" w:w="80"/>
+              <w:left w:type="dxa" w:w="100"/>
+              <w:bottom w:type="dxa" w:w="80"/>
+              <w:right w:type="dxa" w:w="100"/>
+            </w:tcMar>
+            <w:vAlign w:val="top"/>
+          </w:tcPr>
+          <w:p>
+            <w:pPr>
+              <w:spacing w:after="0"/>
+            </w:pPr>
+            <w:r>
+              <w:rPr>
+                <w:sz w:val="20"/>
+                <w:szCs w:val="20"/>
+              </w:rPr>
+              <w:t xml:space="preserve">A list of matched pairs of values that shows a relationship using numbers.</w:t>
+            </w:r>
+          </w:p>
+        </w:tc>
+        <w:tc>
+          <w:tcPr>
+            <w:tcW w:type="dxa" w:w="2200"/>
+            <w:tcMar>
+              <w:top w:type="dxa" w:w="80"/>
+              <w:left w:type="dxa" w:w="100"/>
+              <w:bottom w:type="dxa" w:w="80"/>
+              <w:right w:type="dxa" w:w="100"/>
+            </w:tcMar>
+            <w:vAlign w:val="top"/>
+          </w:tcPr>
+          <w:p>
+            <w:pPr>
+              <w:spacing w:after="40"/>
+            </w:pPr>
+            <w:r>
+              <w:rPr>
+                <w:i/>
+                <w:iCs/>
+                <w:color w:val="5F6F80"/>
+                <w:sz w:val="19"/>
+                <w:szCs w:val="19"/>
+              </w:rPr>
+              <w:t xml:space="preserve">Not table of values: write a counter-example that breaks the definition.</w:t>
+            </w:r>
+          </w:p>
+          <w:p>
+            <w:pPr>
+              <w:pBdr>
+                <w:bottom w:val="single" w:color="AFBECC" w:sz="6"/>
+              </w:pBdr>
+              <w:spacing w:after="30" w:before="150"/>
+            </w:pPr>
+            <w:r>
+              <w:t xml:space="preserve"/>
+            </w:r>
+          </w:p>
+        </w:tc>
+        <w:tc>
+          <w:tcPr>
+            <w:tcW w:type="dxa" w:w="2200"/>
+            <w:tcMar>
+              <w:top w:type="dxa" w:w="80"/>
+              <w:left w:type="dxa" w:w="100"/>
+              <w:bottom w:type="dxa" w:w="80"/>
+              <w:right w:type="dxa" w:w="100"/>
+            </w:tcMar>
+            <w:vAlign w:val="top"/>
+          </w:tcPr>
+          <w:p>
+            <w:pPr>
+              <w:spacing w:after="40"/>
               <w:jc w:val="center"/>
             </w:pPr>
             <w:r>
               <w:drawing>
                 <wp:inline distT="0" distB="0" distL="0" distR="0">
-                  <wp:extent cx="1047750" cy="790575"/>
+                  <wp:extent cx="876300" cy="657225"/>
                   <wp:effectExtent t="0" r="0" b="0" l="0"/>
                   <wp:docPr id="1" name="" descr="" title=""/>
                   <wp:cNvGraphicFramePr>
@@ -485,7 +733,7 @@
                         <pic:spPr bwMode="auto">
                           <a:xfrm>
                             <a:off x="0" y="0"/>
-                            <a:ext cx="1047750" cy="790575"/>
+                            <a:ext cx="876300" cy="657225"/>
                           </a:xfrm>
                           <a:prstGeom prst="rect">
                             <a:avLst/>
@@ -498,69 +746,10 @@
               </w:drawing>
             </w:r>
           </w:p>
-        </w:tc>
-        <w:tc>
-          <w:tcPr>
-            <w:tcW w:type="dxa" w:w="7560"/>
-            <w:tcMar>
-              <w:top w:type="dxa" w:w="100"/>
-              <w:left w:type="dxa" w:w="40"/>
-              <w:bottom w:type="dxa" w:w="100"/>
-              <w:right w:type="dxa" w:w="40"/>
-            </w:tcMar>
-            <w:vAlign w:val="center"/>
-          </w:tcPr>
-          <w:p>
-            <w:pPr>
-              <w:spacing w:after="50"/>
-            </w:pPr>
-            <w:r>
-              <w:rPr>
-                <w:b/>
-                <w:bCs/>
-                <w:color w:val="12355B"/>
-                <w:sz w:val="24"/>
-                <w:szCs w:val="24"/>
-              </w:rPr>
-              <w:t xml:space="preserve">table of values</w:t>
-            </w:r>
-            <w:r>
-              <w:rPr>
-                <w:i/>
-                <w:iCs/>
-                <w:color w:val="5F6F80"/>
-                <w:sz w:val="19"/>
-                <w:szCs w:val="19"/>
-              </w:rPr>
-              <w:t xml:space="preserve">   tabla de valores</w:t>
-            </w:r>
-          </w:p>
-          <w:p>
-            <w:pPr>
-              <w:spacing w:after="40"/>
-            </w:pPr>
-            <w:r>
-              <w:rPr>
-                <w:sz w:val="21"/>
-                <w:szCs w:val="21"/>
-              </w:rPr>
-              <w:t xml:space="preserve">A list of matched pairs of values that shows a relationship using numbers.</w:t>
-            </w:r>
-          </w:p>
           <w:p>
             <w:pPr>
               <w:spacing w:after="0"/>
             </w:pPr>
-            <w:r>
-              <w:rPr>
-                <w:b/>
-                <w:bCs/>
-                <w:color w:val="1FA6A2"/>
-                <w:sz w:val="18"/>
-                <w:szCs w:val="18"/>
-              </w:rPr>
-              <w:t xml:space="preserve">Example:  </w:t>
-            </w:r>
             <w:r>
               <w:rPr>
                 <w:i/>
@@ -574,23 +763,6 @@
           </w:p>
         </w:tc>
       </w:tr>
-    </w:tbl>
-    <w:tbl>
-      <w:tblPr>
-        <w:tblW w:type="pct" w:w="100%"/>
-        <w:tblBorders>
-          <w:top w:val="none" w:color="FFFFFF" w:sz="0"/>
-          <w:left w:val="none" w:color="FFFFFF" w:sz="0"/>
-          <w:bottom w:val="single" w:color="C7D2DD" w:sz="4"/>
-          <w:right w:val="none" w:color="FFFFFF" w:sz="0"/>
-          <w:insideH w:val="none" w:color="FFFFFF" w:sz="0"/>
-          <w:insideV w:val="none" w:color="FFFFFF" w:sz="0"/>
-        </w:tblBorders>
-      </w:tblPr>
-      <w:tblGrid>
-        <w:gridCol w:w="1800"/>
-        <w:gridCol w:w="7560"/>
-      </w:tblGrid>
       <w:tr>
         <w:trPr>
           <w:cantSplit/>
@@ -599,22 +771,126 @@
           <w:tcPr>
             <w:tcW w:type="dxa" w:w="1800"/>
             <w:tcMar>
-              <w:top w:type="dxa" w:w="100"/>
-              <w:left w:type="dxa" w:w="40"/>
-              <w:bottom w:type="dxa" w:w="100"/>
-              <w:right w:type="dxa" w:w="120"/>
-            </w:tcMar>
-            <w:vAlign w:val="center"/>
-          </w:tcPr>
+              <w:top w:type="dxa" w:w="80"/>
+              <w:left w:type="dxa" w:w="100"/>
+              <w:bottom w:type="dxa" w:w="80"/>
+              <w:right w:type="dxa" w:w="100"/>
+            </w:tcMar>
+            <w:vAlign w:val="top"/>
+          </w:tcPr>
+          <w:p>
+            <w:pPr>
+              <w:spacing w:after="30"/>
+            </w:pPr>
+            <w:r>
+              <w:rPr>
+                <w:b/>
+                <w:bCs/>
+                <w:color w:val="12355B"/>
+                <w:sz w:val="21"/>
+                <w:szCs w:val="21"/>
+              </w:rPr>
+              <w:t xml:space="preserve">ordered pair</w:t>
+            </w:r>
+          </w:p>
           <w:p>
             <w:pPr>
               <w:spacing w:after="0"/>
+            </w:pPr>
+            <w:r>
+              <w:rPr>
+                <w:i/>
+                <w:iCs/>
+                <w:color w:val="5F6F80"/>
+                <w:sz w:val="18"/>
+                <w:szCs w:val="18"/>
+              </w:rPr>
+              <w:t xml:space="preserve">par ordenado</w:t>
+            </w:r>
+          </w:p>
+        </w:tc>
+        <w:tc>
+          <w:tcPr>
+            <w:tcW w:type="dxa" w:w="3160"/>
+            <w:tcMar>
+              <w:top w:type="dxa" w:w="80"/>
+              <w:left w:type="dxa" w:w="100"/>
+              <w:bottom w:type="dxa" w:w="80"/>
+              <w:right w:type="dxa" w:w="100"/>
+            </w:tcMar>
+            <w:vAlign w:val="top"/>
+          </w:tcPr>
+          <w:p>
+            <w:pPr>
+              <w:spacing w:after="0"/>
+            </w:pPr>
+            <w:r>
+              <w:rPr>
+                <w:sz w:val="20"/>
+                <w:szCs w:val="20"/>
+              </w:rPr>
+              <w:t xml:space="preserve">Two numbers written as (x, y) that name one point on a graph. The independent variable comes first.</w:t>
+            </w:r>
+          </w:p>
+        </w:tc>
+        <w:tc>
+          <w:tcPr>
+            <w:tcW w:type="dxa" w:w="2200"/>
+            <w:tcMar>
+              <w:top w:type="dxa" w:w="80"/>
+              <w:left w:type="dxa" w:w="100"/>
+              <w:bottom w:type="dxa" w:w="80"/>
+              <w:right w:type="dxa" w:w="100"/>
+            </w:tcMar>
+            <w:vAlign w:val="top"/>
+          </w:tcPr>
+          <w:p>
+            <w:pPr>
+              <w:spacing w:after="40"/>
+            </w:pPr>
+            <w:r>
+              <w:rPr>
+                <w:i/>
+                <w:iCs/>
+                <w:color w:val="5F6F80"/>
+                <w:sz w:val="19"/>
+                <w:szCs w:val="19"/>
+              </w:rPr>
+              <w:t xml:space="preserve">Not ordered pair: write a counter-example that breaks the definition.</w:t>
+            </w:r>
+          </w:p>
+          <w:p>
+            <w:pPr>
+              <w:pBdr>
+                <w:bottom w:val="single" w:color="AFBECC" w:sz="6"/>
+              </w:pBdr>
+              <w:spacing w:after="30" w:before="150"/>
+            </w:pPr>
+            <w:r>
+              <w:t xml:space="preserve"/>
+            </w:r>
+          </w:p>
+        </w:tc>
+        <w:tc>
+          <w:tcPr>
+            <w:tcW w:type="dxa" w:w="2200"/>
+            <w:tcMar>
+              <w:top w:type="dxa" w:w="80"/>
+              <w:left w:type="dxa" w:w="100"/>
+              <w:bottom w:type="dxa" w:w="80"/>
+              <w:right w:type="dxa" w:w="100"/>
+            </w:tcMar>
+            <w:vAlign w:val="top"/>
+          </w:tcPr>
+          <w:p>
+            <w:pPr>
+              <w:spacing w:after="40"/>
               <w:jc w:val="center"/>
             </w:pPr>
             <w:r>
               <w:drawing>
                 <wp:inline distT="0" distB="0" distL="0" distR="0">
-                  <wp:extent cx="1047750" cy="790575"/>
+                  <wp:extent cx="876300" cy="657225"/>
                   <wp:effectExtent t="0" r="0" b="0" l="0"/>
                   <wp:docPr id="1" name="" descr="" title=""/>
                   <wp:cNvGraphicFramePr>
@@ -639,7 +915,7 @@
                         <pic:spPr bwMode="auto">
                           <a:xfrm>
                             <a:off x="0" y="0"/>
-                            <a:ext cx="1047750" cy="790575"/>
+                            <a:ext cx="876300" cy="657225"/>
                           </a:xfrm>
                           <a:prstGeom prst="rect">
                             <a:avLst/>
@@ -652,69 +928,10 @@
               </w:drawing>
             </w:r>
           </w:p>
-        </w:tc>
-        <w:tc>
-          <w:tcPr>
-            <w:tcW w:type="dxa" w:w="7560"/>
-            <w:tcMar>
-              <w:top w:type="dxa" w:w="100"/>
-              <w:left w:type="dxa" w:w="40"/>
-              <w:bottom w:type="dxa" w:w="100"/>
-              <w:right w:type="dxa" w:w="40"/>
-            </w:tcMar>
-            <w:vAlign w:val="center"/>
-          </w:tcPr>
-          <w:p>
-            <w:pPr>
-              <w:spacing w:after="50"/>
-            </w:pPr>
-            <w:r>
-              <w:rPr>
-                <w:b/>
-                <w:bCs/>
-                <w:color w:val="12355B"/>
-                <w:sz w:val="24"/>
-                <w:szCs w:val="24"/>
-              </w:rPr>
-              <w:t xml:space="preserve">ordered pair</w:t>
-            </w:r>
-            <w:r>
-              <w:rPr>
-                <w:i/>
-                <w:iCs/>
-                <w:color w:val="5F6F80"/>
-                <w:sz w:val="19"/>
-                <w:szCs w:val="19"/>
-              </w:rPr>
-              <w:t xml:space="preserve">   par ordenado</w:t>
-            </w:r>
-          </w:p>
-          <w:p>
-            <w:pPr>
-              <w:spacing w:after="40"/>
-            </w:pPr>
-            <w:r>
-              <w:rPr>
-                <w:sz w:val="21"/>
-                <w:szCs w:val="21"/>
-              </w:rPr>
-              <w:t xml:space="preserve">Two numbers written as (x, y) that name one point on a graph. The independent variable comes first.</w:t>
-            </w:r>
-          </w:p>
           <w:p>
             <w:pPr>
               <w:spacing w:after="0"/>
             </w:pPr>
-            <w:r>
-              <w:rPr>
-                <w:b/>
-                <w:bCs/>
-                <w:color w:val="1FA6A2"/>
-                <w:sz w:val="18"/>
-                <w:szCs w:val="18"/>
-              </w:rPr>
-              <w:t xml:space="preserve">Example:  </w:t>
-            </w:r>
             <w:r>
               <w:rPr>
                 <w:i/>
@@ -728,23 +945,6 @@
           </w:p>
         </w:tc>
       </w:tr>
-    </w:tbl>
-    <w:tbl>
-      <w:tblPr>
-        <w:tblW w:type="pct" w:w="100%"/>
-        <w:tblBorders>
-          <w:top w:val="none" w:color="FFFFFF" w:sz="0"/>
-          <w:left w:val="none" w:color="FFFFFF" w:sz="0"/>
-          <w:bottom w:val="single" w:color="C7D2DD" w:sz="4"/>
-          <w:right w:val="none" w:color="FFFFFF" w:sz="0"/>
-          <w:insideH w:val="none" w:color="FFFFFF" w:sz="0"/>
-          <w:insideV w:val="none" w:color="FFFFFF" w:sz="0"/>
-        </w:tblBorders>
-      </w:tblPr>
-      <w:tblGrid>
-        <w:gridCol w:w="1800"/>
-        <w:gridCol w:w="7560"/>
-      </w:tblGrid>
       <w:tr>
         <w:trPr>
           <w:cantSplit/>
@@ -753,22 +953,126 @@
           <w:tcPr>
             <w:tcW w:type="dxa" w:w="1800"/>
             <w:tcMar>
-              <w:top w:type="dxa" w:w="100"/>
-              <w:left w:type="dxa" w:w="40"/>
-              <w:bottom w:type="dxa" w:w="100"/>
-              <w:right w:type="dxa" w:w="120"/>
-            </w:tcMar>
-            <w:vAlign w:val="center"/>
-          </w:tcPr>
+              <w:top w:type="dxa" w:w="80"/>
+              <w:left w:type="dxa" w:w="100"/>
+              <w:bottom w:type="dxa" w:w="80"/>
+              <w:right w:type="dxa" w:w="100"/>
+            </w:tcMar>
+            <w:vAlign w:val="top"/>
+          </w:tcPr>
+          <w:p>
+            <w:pPr>
+              <w:spacing w:after="30"/>
+            </w:pPr>
+            <w:r>
+              <w:rPr>
+                <w:b/>
+                <w:bCs/>
+                <w:color w:val="12355B"/>
+                <w:sz w:val="21"/>
+                <w:szCs w:val="21"/>
+              </w:rPr>
+              <w:t xml:space="preserve">axis</w:t>
+            </w:r>
+          </w:p>
           <w:p>
             <w:pPr>
               <w:spacing w:after="0"/>
+            </w:pPr>
+            <w:r>
+              <w:rPr>
+                <w:i/>
+                <w:iCs/>
+                <w:color w:val="5F6F80"/>
+                <w:sz w:val="18"/>
+                <w:szCs w:val="18"/>
+              </w:rPr>
+              <w:t xml:space="preserve">eje</w:t>
+            </w:r>
+          </w:p>
+        </w:tc>
+        <w:tc>
+          <w:tcPr>
+            <w:tcW w:type="dxa" w:w="3160"/>
+            <w:tcMar>
+              <w:top w:type="dxa" w:w="80"/>
+              <w:left w:type="dxa" w:w="100"/>
+              <w:bottom w:type="dxa" w:w="80"/>
+              <w:right w:type="dxa" w:w="100"/>
+            </w:tcMar>
+            <w:vAlign w:val="top"/>
+          </w:tcPr>
+          <w:p>
+            <w:pPr>
+              <w:spacing w:after="0"/>
+            </w:pPr>
+            <w:r>
+              <w:rPr>
+                <w:sz w:val="20"/>
+                <w:szCs w:val="20"/>
+              </w:rPr>
+              <w:t xml:space="preserve">One of the two number lines that frame a graph. Each axis is labeled with a quantity from the problem.</w:t>
+            </w:r>
+          </w:p>
+        </w:tc>
+        <w:tc>
+          <w:tcPr>
+            <w:tcW w:type="dxa" w:w="2200"/>
+            <w:tcMar>
+              <w:top w:type="dxa" w:w="80"/>
+              <w:left w:type="dxa" w:w="100"/>
+              <w:bottom w:type="dxa" w:w="80"/>
+              <w:right w:type="dxa" w:w="100"/>
+            </w:tcMar>
+            <w:vAlign w:val="top"/>
+          </w:tcPr>
+          <w:p>
+            <w:pPr>
+              <w:spacing w:after="40"/>
+            </w:pPr>
+            <w:r>
+              <w:rPr>
+                <w:i/>
+                <w:iCs/>
+                <w:color w:val="5F6F80"/>
+                <w:sz w:val="19"/>
+                <w:szCs w:val="19"/>
+              </w:rPr>
+              <w:t xml:space="preserve">Not axis: write a counter-example that breaks the definition.</w:t>
+            </w:r>
+          </w:p>
+          <w:p>
+            <w:pPr>
+              <w:pBdr>
+                <w:bottom w:val="single" w:color="AFBECC" w:sz="6"/>
+              </w:pBdr>
+              <w:spacing w:after="30" w:before="150"/>
+            </w:pPr>
+            <w:r>
+              <w:t xml:space="preserve"/>
+            </w:r>
+          </w:p>
+        </w:tc>
+        <w:tc>
+          <w:tcPr>
+            <w:tcW w:type="dxa" w:w="2200"/>
+            <w:tcMar>
+              <w:top w:type="dxa" w:w="80"/>
+              <w:left w:type="dxa" w:w="100"/>
+              <w:bottom w:type="dxa" w:w="80"/>
+              <w:right w:type="dxa" w:w="100"/>
+            </w:tcMar>
+            <w:vAlign w:val="top"/>
+          </w:tcPr>
+          <w:p>
+            <w:pPr>
+              <w:spacing w:after="40"/>
               <w:jc w:val="center"/>
             </w:pPr>
             <w:r>
               <w:drawing>
                 <wp:inline distT="0" distB="0" distL="0" distR="0">
-                  <wp:extent cx="1047750" cy="790575"/>
+                  <wp:extent cx="876300" cy="657225"/>
                   <wp:effectExtent t="0" r="0" b="0" l="0"/>
                   <wp:docPr id="1" name="" descr="" title=""/>
                   <wp:cNvGraphicFramePr>
@@ -793,7 +1097,7 @@
                         <pic:spPr bwMode="auto">
                           <a:xfrm>
                             <a:off x="0" y="0"/>
-                            <a:ext cx="1047750" cy="790575"/>
+                            <a:ext cx="876300" cy="657225"/>
                           </a:xfrm>
                           <a:prstGeom prst="rect">
                             <a:avLst/>
@@ -806,69 +1110,10 @@
               </w:drawing>
             </w:r>
           </w:p>
-        </w:tc>
-        <w:tc>
-          <w:tcPr>
-            <w:tcW w:type="dxa" w:w="7560"/>
-            <w:tcMar>
-              <w:top w:type="dxa" w:w="100"/>
-              <w:left w:type="dxa" w:w="40"/>
-              <w:bottom w:type="dxa" w:w="100"/>
-              <w:right w:type="dxa" w:w="40"/>
-            </w:tcMar>
-            <w:vAlign w:val="center"/>
-          </w:tcPr>
-          <w:p>
-            <w:pPr>
-              <w:spacing w:after="50"/>
-            </w:pPr>
-            <w:r>
-              <w:rPr>
-                <w:b/>
-                <w:bCs/>
-                <w:color w:val="12355B"/>
-                <w:sz w:val="24"/>
-                <w:szCs w:val="24"/>
-              </w:rPr>
-              <w:t xml:space="preserve">axis</w:t>
-            </w:r>
-            <w:r>
-              <w:rPr>
-                <w:i/>
-                <w:iCs/>
-                <w:color w:val="5F6F80"/>
-                <w:sz w:val="19"/>
-                <w:szCs w:val="19"/>
-              </w:rPr>
-              <w:t xml:space="preserve">   eje</w:t>
-            </w:r>
-          </w:p>
-          <w:p>
-            <w:pPr>
-              <w:spacing w:after="40"/>
-            </w:pPr>
-            <w:r>
-              <w:rPr>
-                <w:sz w:val="21"/>
-                <w:szCs w:val="21"/>
-              </w:rPr>
-              <w:t xml:space="preserve">One of the two number lines that frame a graph. Each axis is labeled with a quantity from the problem.</w:t>
-            </w:r>
-          </w:p>
           <w:p>
             <w:pPr>
               <w:spacing w:after="0"/>
             </w:pPr>
-            <w:r>
-              <w:rPr>
-                <w:b/>
-                <w:bCs/>
-                <w:color w:val="1FA6A2"/>
-                <w:sz w:val="18"/>
-                <w:szCs w:val="18"/>
-              </w:rPr>
-              <w:t xml:space="preserve">Example:  </w:t>
-            </w:r>
             <w:r>
               <w:rPr>
                 <w:i/>
@@ -882,23 +1127,6 @@
           </w:p>
         </w:tc>
       </w:tr>
-    </w:tbl>
-    <w:tbl>
-      <w:tblPr>
-        <w:tblW w:type="pct" w:w="100%"/>
-        <w:tblBorders>
-          <w:top w:val="none" w:color="FFFFFF" w:sz="0"/>
-          <w:left w:val="none" w:color="FFFFFF" w:sz="0"/>
-          <w:bottom w:val="single" w:color="C7D2DD" w:sz="4"/>
-          <w:right w:val="none" w:color="FFFFFF" w:sz="0"/>
-          <w:insideH w:val="none" w:color="FFFFFF" w:sz="0"/>
-          <w:insideV w:val="none" w:color="FFFFFF" w:sz="0"/>
-        </w:tblBorders>
-      </w:tblPr>
-      <w:tblGrid>
-        <w:gridCol w:w="1800"/>
-        <w:gridCol w:w="7560"/>
-      </w:tblGrid>
       <w:tr>
         <w:trPr>
           <w:cantSplit/>
@@ -907,22 +1135,126 @@
           <w:tcPr>
             <w:tcW w:type="dxa" w:w="1800"/>
             <w:tcMar>
-              <w:top w:type="dxa" w:w="100"/>
-              <w:left w:type="dxa" w:w="40"/>
-              <w:bottom w:type="dxa" w:w="100"/>
-              <w:right w:type="dxa" w:w="120"/>
-            </w:tcMar>
-            <w:vAlign w:val="center"/>
-          </w:tcPr>
+              <w:top w:type="dxa" w:w="80"/>
+              <w:left w:type="dxa" w:w="100"/>
+              <w:bottom w:type="dxa" w:w="80"/>
+              <w:right w:type="dxa" w:w="100"/>
+            </w:tcMar>
+            <w:vAlign w:val="top"/>
+          </w:tcPr>
+          <w:p>
+            <w:pPr>
+              <w:spacing w:after="30"/>
+            </w:pPr>
+            <w:r>
+              <w:rPr>
+                <w:b/>
+                <w:bCs/>
+                <w:color w:val="12355B"/>
+                <w:sz w:val="21"/>
+                <w:szCs w:val="21"/>
+              </w:rPr>
+              <w:t xml:space="preserve">coordinates</w:t>
+            </w:r>
+          </w:p>
           <w:p>
             <w:pPr>
               <w:spacing w:after="0"/>
+            </w:pPr>
+            <w:r>
+              <w:rPr>
+                <w:i/>
+                <w:iCs/>
+                <w:color w:val="5F6F80"/>
+                <w:sz w:val="18"/>
+                <w:szCs w:val="18"/>
+              </w:rPr>
+              <w:t xml:space="preserve">coordenadas</w:t>
+            </w:r>
+          </w:p>
+        </w:tc>
+        <w:tc>
+          <w:tcPr>
+            <w:tcW w:type="dxa" w:w="3160"/>
+            <w:tcMar>
+              <w:top w:type="dxa" w:w="80"/>
+              <w:left w:type="dxa" w:w="100"/>
+              <w:bottom w:type="dxa" w:w="80"/>
+              <w:right w:type="dxa" w:w="100"/>
+            </w:tcMar>
+            <w:vAlign w:val="top"/>
+          </w:tcPr>
+          <w:p>
+            <w:pPr>
+              <w:spacing w:after="0"/>
+            </w:pPr>
+            <w:r>
+              <w:rPr>
+                <w:sz w:val="20"/>
+                <w:szCs w:val="20"/>
+              </w:rPr>
+              <w:t xml:space="preserve">The numbers in an ordered pair that tell how far to move along each axis to reach a point.</w:t>
+            </w:r>
+          </w:p>
+        </w:tc>
+        <w:tc>
+          <w:tcPr>
+            <w:tcW w:type="dxa" w:w="2200"/>
+            <w:tcMar>
+              <w:top w:type="dxa" w:w="80"/>
+              <w:left w:type="dxa" w:w="100"/>
+              <w:bottom w:type="dxa" w:w="80"/>
+              <w:right w:type="dxa" w:w="100"/>
+            </w:tcMar>
+            <w:vAlign w:val="top"/>
+          </w:tcPr>
+          <w:p>
+            <w:pPr>
+              <w:spacing w:after="40"/>
+            </w:pPr>
+            <w:r>
+              <w:rPr>
+                <w:i/>
+                <w:iCs/>
+                <w:color w:val="5F6F80"/>
+                <w:sz w:val="19"/>
+                <w:szCs w:val="19"/>
+              </w:rPr>
+              <w:t xml:space="preserve">Not coordinates: write a counter-example that breaks the definition.</w:t>
+            </w:r>
+          </w:p>
+          <w:p>
+            <w:pPr>
+              <w:pBdr>
+                <w:bottom w:val="single" w:color="AFBECC" w:sz="6"/>
+              </w:pBdr>
+              <w:spacing w:after="30" w:before="150"/>
+            </w:pPr>
+            <w:r>
+              <w:t xml:space="preserve"/>
+            </w:r>
+          </w:p>
+        </w:tc>
+        <w:tc>
+          <w:tcPr>
+            <w:tcW w:type="dxa" w:w="2200"/>
+            <w:tcMar>
+              <w:top w:type="dxa" w:w="80"/>
+              <w:left w:type="dxa" w:w="100"/>
+              <w:bottom w:type="dxa" w:w="80"/>
+              <w:right w:type="dxa" w:w="100"/>
+            </w:tcMar>
+            <w:vAlign w:val="top"/>
+          </w:tcPr>
+          <w:p>
+            <w:pPr>
+              <w:spacing w:after="40"/>
               <w:jc w:val="center"/>
             </w:pPr>
             <w:r>
               <w:drawing>
                 <wp:inline distT="0" distB="0" distL="0" distR="0">
-                  <wp:extent cx="1047750" cy="790575"/>
+                  <wp:extent cx="876300" cy="657225"/>
                   <wp:effectExtent t="0" r="0" b="0" l="0"/>
                   <wp:docPr id="1" name="" descr="" title=""/>
                   <wp:cNvGraphicFramePr>
@@ -947,7 +1279,7 @@
                         <pic:spPr bwMode="auto">
                           <a:xfrm>
                             <a:off x="0" y="0"/>
-                            <a:ext cx="1047750" cy="790575"/>
+                            <a:ext cx="876300" cy="657225"/>
                           </a:xfrm>
                           <a:prstGeom prst="rect">
                             <a:avLst/>
@@ -960,69 +1292,10 @@
               </w:drawing>
             </w:r>
           </w:p>
-        </w:tc>
-        <w:tc>
-          <w:tcPr>
-            <w:tcW w:type="dxa" w:w="7560"/>
-            <w:tcMar>
-              <w:top w:type="dxa" w:w="100"/>
-              <w:left w:type="dxa" w:w="40"/>
-              <w:bottom w:type="dxa" w:w="100"/>
-              <w:right w:type="dxa" w:w="40"/>
-            </w:tcMar>
-            <w:vAlign w:val="center"/>
-          </w:tcPr>
-          <w:p>
-            <w:pPr>
-              <w:spacing w:after="50"/>
-            </w:pPr>
-            <w:r>
-              <w:rPr>
-                <w:b/>
-                <w:bCs/>
-                <w:color w:val="12355B"/>
-                <w:sz w:val="24"/>
-                <w:szCs w:val="24"/>
-              </w:rPr>
-              <w:t xml:space="preserve">coordinates</w:t>
-            </w:r>
-            <w:r>
-              <w:rPr>
-                <w:i/>
-                <w:iCs/>
-                <w:color w:val="5F6F80"/>
-                <w:sz w:val="19"/>
-                <w:szCs w:val="19"/>
-              </w:rPr>
-              <w:t xml:space="preserve">   coordenadas</w:t>
-            </w:r>
-          </w:p>
-          <w:p>
-            <w:pPr>
-              <w:spacing w:after="40"/>
-            </w:pPr>
-            <w:r>
-              <w:rPr>
-                <w:sz w:val="21"/>
-                <w:szCs w:val="21"/>
-              </w:rPr>
-              <w:t xml:space="preserve">The numbers in an ordered pair that tell how far to move along each axis to reach a point.</w:t>
-            </w:r>
-          </w:p>
           <w:p>
             <w:pPr>
               <w:spacing w:after="0"/>
             </w:pPr>
-            <w:r>
-              <w:rPr>
-                <w:b/>
-                <w:bCs/>
-                <w:color w:val="1FA6A2"/>
-                <w:sz w:val="18"/>
-                <w:szCs w:val="18"/>
-              </w:rPr>
-              <w:t xml:space="preserve">Example:  </w:t>
-            </w:r>
             <w:r>
               <w:rPr>
                 <w:i/>
@@ -1036,23 +1309,6 @@
           </w:p>
         </w:tc>
       </w:tr>
-    </w:tbl>
-    <w:tbl>
-      <w:tblPr>
-        <w:tblW w:type="pct" w:w="100%"/>
-        <w:tblBorders>
-          <w:top w:val="none" w:color="FFFFFF" w:sz="0"/>
-          <w:left w:val="none" w:color="FFFFFF" w:sz="0"/>
-          <w:bottom w:val="single" w:color="C7D2DD" w:sz="4"/>
-          <w:right w:val="none" w:color="FFFFFF" w:sz="0"/>
-          <w:insideH w:val="none" w:color="FFFFFF" w:sz="0"/>
-          <w:insideV w:val="none" w:color="FFFFFF" w:sz="0"/>
-        </w:tblBorders>
-      </w:tblPr>
-      <w:tblGrid>
-        <w:gridCol w:w="1800"/>
-        <w:gridCol w:w="7560"/>
-      </w:tblGrid>
       <w:tr>
         <w:trPr>
           <w:cantSplit/>
@@ -1061,22 +1317,126 @@
           <w:tcPr>
             <w:tcW w:type="dxa" w:w="1800"/>
             <w:tcMar>
-              <w:top w:type="dxa" w:w="100"/>
-              <w:left w:type="dxa" w:w="40"/>
-              <w:bottom w:type="dxa" w:w="100"/>
-              <w:right w:type="dxa" w:w="120"/>
-            </w:tcMar>
-            <w:vAlign w:val="center"/>
-          </w:tcPr>
+              <w:top w:type="dxa" w:w="80"/>
+              <w:left w:type="dxa" w:w="100"/>
+              <w:bottom w:type="dxa" w:w="80"/>
+              <w:right w:type="dxa" w:w="100"/>
+            </w:tcMar>
+            <w:vAlign w:val="top"/>
+          </w:tcPr>
+          <w:p>
+            <w:pPr>
+              <w:spacing w:after="30"/>
+            </w:pPr>
+            <w:r>
+              <w:rPr>
+                <w:b/>
+                <w:bCs/>
+                <w:color w:val="12355B"/>
+                <w:sz w:val="21"/>
+                <w:szCs w:val="21"/>
+              </w:rPr>
+              <w:t xml:space="preserve">Rate of change</w:t>
+            </w:r>
+          </w:p>
           <w:p>
             <w:pPr>
               <w:spacing w:after="0"/>
+            </w:pPr>
+            <w:r>
+              <w:rPr>
+                <w:i/>
+                <w:iCs/>
+                <w:color w:val="5F6F80"/>
+                <w:sz w:val="18"/>
+                <w:szCs w:val="18"/>
+              </w:rPr>
+              <w:t xml:space="preserve">Tasa de cambio</w:t>
+            </w:r>
+          </w:p>
+        </w:tc>
+        <w:tc>
+          <w:tcPr>
+            <w:tcW w:type="dxa" w:w="3160"/>
+            <w:tcMar>
+              <w:top w:type="dxa" w:w="80"/>
+              <w:left w:type="dxa" w:w="100"/>
+              <w:bottom w:type="dxa" w:w="80"/>
+              <w:right w:type="dxa" w:w="100"/>
+            </w:tcMar>
+            <w:vAlign w:val="top"/>
+          </w:tcPr>
+          <w:p>
+            <w:pPr>
+              <w:spacing w:after="0"/>
+            </w:pPr>
+            <w:r>
+              <w:rPr>
+                <w:sz w:val="20"/>
+                <w:szCs w:val="20"/>
+              </w:rPr>
+              <w:t xml:space="preserve">How much y changes each time x goes up by one.</w:t>
+            </w:r>
+          </w:p>
+        </w:tc>
+        <w:tc>
+          <w:tcPr>
+            <w:tcW w:type="dxa" w:w="2200"/>
+            <w:tcMar>
+              <w:top w:type="dxa" w:w="80"/>
+              <w:left w:type="dxa" w:w="100"/>
+              <w:bottom w:type="dxa" w:w="80"/>
+              <w:right w:type="dxa" w:w="100"/>
+            </w:tcMar>
+            <w:vAlign w:val="top"/>
+          </w:tcPr>
+          <w:p>
+            <w:pPr>
+              <w:spacing w:after="40"/>
+            </w:pPr>
+            <w:r>
+              <w:rPr>
+                <w:i/>
+                <w:iCs/>
+                <w:color w:val="5F6F80"/>
+                <w:sz w:val="19"/>
+                <w:szCs w:val="19"/>
+              </w:rPr>
+              <w:t xml:space="preserve">Not Rate of change: write a counter-example that breaks the definition.</w:t>
+            </w:r>
+          </w:p>
+          <w:p>
+            <w:pPr>
+              <w:pBdr>
+                <w:bottom w:val="single" w:color="AFBECC" w:sz="6"/>
+              </w:pBdr>
+              <w:spacing w:after="30" w:before="150"/>
+            </w:pPr>
+            <w:r>
+              <w:t xml:space="preserve"/>
+            </w:r>
+          </w:p>
+        </w:tc>
+        <w:tc>
+          <w:tcPr>
+            <w:tcW w:type="dxa" w:w="2200"/>
+            <w:tcMar>
+              <w:top w:type="dxa" w:w="80"/>
+              <w:left w:type="dxa" w:w="100"/>
+              <w:bottom w:type="dxa" w:w="80"/>
+              <w:right w:type="dxa" w:w="100"/>
+            </w:tcMar>
+            <w:vAlign w:val="top"/>
+          </w:tcPr>
+          <w:p>
+            <w:pPr>
+              <w:spacing w:after="40"/>
               <w:jc w:val="center"/>
             </w:pPr>
             <w:r>
               <w:drawing>
                 <wp:inline distT="0" distB="0" distL="0" distR="0">
-                  <wp:extent cx="1047750" cy="790575"/>
+                  <wp:extent cx="876300" cy="657225"/>
                   <wp:effectExtent t="0" r="0" b="0" l="0"/>
                   <wp:docPr id="1" name="" descr="" title=""/>
                   <wp:cNvGraphicFramePr>
@@ -1101,7 +1461,7 @@
                         <pic:spPr bwMode="auto">
                           <a:xfrm>
                             <a:off x="0" y="0"/>
-                            <a:ext cx="1047750" cy="790575"/>
+                            <a:ext cx="876300" cy="657225"/>
                           </a:xfrm>
                           <a:prstGeom prst="rect">
                             <a:avLst/>
@@ -1114,69 +1474,10 @@
               </w:drawing>
             </w:r>
           </w:p>
-        </w:tc>
-        <w:tc>
-          <w:tcPr>
-            <w:tcW w:type="dxa" w:w="7560"/>
-            <w:tcMar>
-              <w:top w:type="dxa" w:w="100"/>
-              <w:left w:type="dxa" w:w="40"/>
-              <w:bottom w:type="dxa" w:w="100"/>
-              <w:right w:type="dxa" w:w="40"/>
-            </w:tcMar>
-            <w:vAlign w:val="center"/>
-          </w:tcPr>
-          <w:p>
-            <w:pPr>
-              <w:spacing w:after="50"/>
-            </w:pPr>
-            <w:r>
-              <w:rPr>
-                <w:b/>
-                <w:bCs/>
-                <w:color w:val="12355B"/>
-                <w:sz w:val="24"/>
-                <w:szCs w:val="24"/>
-              </w:rPr>
-              <w:t xml:space="preserve">Rate of change</w:t>
-            </w:r>
-            <w:r>
-              <w:rPr>
-                <w:i/>
-                <w:iCs/>
-                <w:color w:val="5F6F80"/>
-                <w:sz w:val="19"/>
-                <w:szCs w:val="19"/>
-              </w:rPr>
-              <w:t xml:space="preserve">   Tasa de cambio</w:t>
-            </w:r>
-          </w:p>
-          <w:p>
-            <w:pPr>
-              <w:spacing w:after="40"/>
-            </w:pPr>
-            <w:r>
-              <w:rPr>
-                <w:sz w:val="21"/>
-                <w:szCs w:val="21"/>
-              </w:rPr>
-              <w:t xml:space="preserve">How much y changes each time x goes up by one.</w:t>
-            </w:r>
-          </w:p>
           <w:p>
             <w:pPr>
               <w:spacing w:after="0"/>
             </w:pPr>
-            <w:r>
-              <w:rPr>
-                <w:b/>
-                <w:bCs/>
-                <w:color w:val="1FA6A2"/>
-                <w:sz w:val="18"/>
-                <w:szCs w:val="18"/>
-              </w:rPr>
-              <w:t xml:space="preserve">Example:  </w:t>
-            </w:r>
             <w:r>
               <w:rPr>
                 <w:i/>
@@ -1190,23 +1491,6 @@
           </w:p>
         </w:tc>
       </w:tr>
-    </w:tbl>
-    <w:tbl>
-      <w:tblPr>
-        <w:tblW w:type="pct" w:w="100%"/>
-        <w:tblBorders>
-          <w:top w:val="none" w:color="FFFFFF" w:sz="0"/>
-          <w:left w:val="none" w:color="FFFFFF" w:sz="0"/>
-          <w:bottom w:val="single" w:color="C7D2DD" w:sz="4"/>
-          <w:right w:val="none" w:color="FFFFFF" w:sz="0"/>
-          <w:insideH w:val="none" w:color="FFFFFF" w:sz="0"/>
-          <w:insideV w:val="none" w:color="FFFFFF" w:sz="0"/>
-        </w:tblBorders>
-      </w:tblPr>
-      <w:tblGrid>
-        <w:gridCol w:w="1800"/>
-        <w:gridCol w:w="7560"/>
-      </w:tblGrid>
       <w:tr>
         <w:trPr>
           <w:cantSplit/>
@@ -1215,22 +1499,126 @@
           <w:tcPr>
             <w:tcW w:type="dxa" w:w="1800"/>
             <w:tcMar>
-              <w:top w:type="dxa" w:w="100"/>
-              <w:left w:type="dxa" w:w="40"/>
-              <w:bottom w:type="dxa" w:w="100"/>
-              <w:right w:type="dxa" w:w="120"/>
-            </w:tcMar>
-            <w:vAlign w:val="center"/>
-          </w:tcPr>
+              <w:top w:type="dxa" w:w="80"/>
+              <w:left w:type="dxa" w:w="100"/>
+              <w:bottom w:type="dxa" w:w="80"/>
+              <w:right w:type="dxa" w:w="100"/>
+            </w:tcMar>
+            <w:vAlign w:val="top"/>
+          </w:tcPr>
+          <w:p>
+            <w:pPr>
+              <w:spacing w:after="30"/>
+            </w:pPr>
+            <w:r>
+              <w:rPr>
+                <w:b/>
+                <w:bCs/>
+                <w:color w:val="12355B"/>
+                <w:sz w:val="21"/>
+                <w:szCs w:val="21"/>
+              </w:rPr>
+              <w:t xml:space="preserve">Origin</w:t>
+            </w:r>
+          </w:p>
           <w:p>
             <w:pPr>
               <w:spacing w:after="0"/>
+            </w:pPr>
+            <w:r>
+              <w:rPr>
+                <w:i/>
+                <w:iCs/>
+                <w:color w:val="5F6F80"/>
+                <w:sz w:val="18"/>
+                <w:szCs w:val="18"/>
+              </w:rPr>
+              <w:t xml:space="preserve">Origen</w:t>
+            </w:r>
+          </w:p>
+        </w:tc>
+        <w:tc>
+          <w:tcPr>
+            <w:tcW w:type="dxa" w:w="3160"/>
+            <w:tcMar>
+              <w:top w:type="dxa" w:w="80"/>
+              <w:left w:type="dxa" w:w="100"/>
+              <w:bottom w:type="dxa" w:w="80"/>
+              <w:right w:type="dxa" w:w="100"/>
+            </w:tcMar>
+            <w:vAlign w:val="top"/>
+          </w:tcPr>
+          <w:p>
+            <w:pPr>
+              <w:spacing w:after="0"/>
+            </w:pPr>
+            <w:r>
+              <w:rPr>
+                <w:sz w:val="20"/>
+                <w:szCs w:val="20"/>
+              </w:rPr>
+              <w:t xml:space="preserve">The point (0, 0) where the two axes meet.</w:t>
+            </w:r>
+          </w:p>
+        </w:tc>
+        <w:tc>
+          <w:tcPr>
+            <w:tcW w:type="dxa" w:w="2200"/>
+            <w:tcMar>
+              <w:top w:type="dxa" w:w="80"/>
+              <w:left w:type="dxa" w:w="100"/>
+              <w:bottom w:type="dxa" w:w="80"/>
+              <w:right w:type="dxa" w:w="100"/>
+            </w:tcMar>
+            <w:vAlign w:val="top"/>
+          </w:tcPr>
+          <w:p>
+            <w:pPr>
+              <w:spacing w:after="40"/>
+            </w:pPr>
+            <w:r>
+              <w:rPr>
+                <w:i/>
+                <w:iCs/>
+                <w:color w:val="5F6F80"/>
+                <w:sz w:val="19"/>
+                <w:szCs w:val="19"/>
+              </w:rPr>
+              <w:t xml:space="preserve">Not Origin: write a counter-example that breaks the definition.</w:t>
+            </w:r>
+          </w:p>
+          <w:p>
+            <w:pPr>
+              <w:pBdr>
+                <w:bottom w:val="single" w:color="AFBECC" w:sz="6"/>
+              </w:pBdr>
+              <w:spacing w:after="30" w:before="150"/>
+            </w:pPr>
+            <w:r>
+              <w:t xml:space="preserve"/>
+            </w:r>
+          </w:p>
+        </w:tc>
+        <w:tc>
+          <w:tcPr>
+            <w:tcW w:type="dxa" w:w="2200"/>
+            <w:tcMar>
+              <w:top w:type="dxa" w:w="80"/>
+              <w:left w:type="dxa" w:w="100"/>
+              <w:bottom w:type="dxa" w:w="80"/>
+              <w:right w:type="dxa" w:w="100"/>
+            </w:tcMar>
+            <w:vAlign w:val="top"/>
+          </w:tcPr>
+          <w:p>
+            <w:pPr>
+              <w:spacing w:after="40"/>
               <w:jc w:val="center"/>
             </w:pPr>
             <w:r>
               <w:drawing>
                 <wp:inline distT="0" distB="0" distL="0" distR="0">
-                  <wp:extent cx="1047750" cy="790575"/>
+                  <wp:extent cx="876300" cy="657225"/>
                   <wp:effectExtent t="0" r="0" b="0" l="0"/>
                   <wp:docPr id="1" name="" descr="" title=""/>
                   <wp:cNvGraphicFramePr>
@@ -1255,7 +1643,7 @@
                         <pic:spPr bwMode="auto">
                           <a:xfrm>
                             <a:off x="0" y="0"/>
-                            <a:ext cx="1047750" cy="790575"/>
+                            <a:ext cx="876300" cy="657225"/>
                           </a:xfrm>
                           <a:prstGeom prst="rect">
                             <a:avLst/>
@@ -1268,69 +1656,10 @@
               </w:drawing>
             </w:r>
           </w:p>
-        </w:tc>
-        <w:tc>
-          <w:tcPr>
-            <w:tcW w:type="dxa" w:w="7560"/>
-            <w:tcMar>
-              <w:top w:type="dxa" w:w="100"/>
-              <w:left w:type="dxa" w:w="40"/>
-              <w:bottom w:type="dxa" w:w="100"/>
-              <w:right w:type="dxa" w:w="40"/>
-            </w:tcMar>
-            <w:vAlign w:val="center"/>
-          </w:tcPr>
-          <w:p>
-            <w:pPr>
-              <w:spacing w:after="50"/>
-            </w:pPr>
-            <w:r>
-              <w:rPr>
-                <w:b/>
-                <w:bCs/>
-                <w:color w:val="12355B"/>
-                <w:sz w:val="24"/>
-                <w:szCs w:val="24"/>
-              </w:rPr>
-              <w:t xml:space="preserve">Origin</w:t>
-            </w:r>
-            <w:r>
-              <w:rPr>
-                <w:i/>
-                <w:iCs/>
-                <w:color w:val="5F6F80"/>
-                <w:sz w:val="19"/>
-                <w:szCs w:val="19"/>
-              </w:rPr>
-              <w:t xml:space="preserve">   Origen</w:t>
-            </w:r>
-          </w:p>
-          <w:p>
-            <w:pPr>
-              <w:spacing w:after="40"/>
-            </w:pPr>
-            <w:r>
-              <w:rPr>
-                <w:sz w:val="21"/>
-                <w:szCs w:val="21"/>
-              </w:rPr>
-              <w:t xml:space="preserve">The point (0, 0) where the two axes meet.</w:t>
-            </w:r>
-          </w:p>
           <w:p>
             <w:pPr>
               <w:spacing w:after="0"/>
             </w:pPr>
-            <w:r>
-              <w:rPr>
-                <w:b/>
-                <w:bCs/>
-                <w:color w:val="1FA6A2"/>
-                <w:sz w:val="18"/>
-                <w:szCs w:val="18"/>
-              </w:rPr>
-              <w:t xml:space="preserve">Example:  </w:t>
-            </w:r>
             <w:r>
               <w:rPr>
                 <w:i/>
@@ -3593,7 +3922,7 @@
           <w:sz w:val="19"/>
           <w:szCs w:val="19"/>
         </w:rPr>
-        <w:t xml:space="preserve">   You Do — show your work</w:t>
+        <w:t xml:space="preserve">   You Do — show your work and reasoning</w:t>
       </w:r>
     </w:p>
     <w:p>
@@ -3608,7 +3937,7 @@
           <w:sz w:val="19"/>
           <w:szCs w:val="19"/>
         </w:rPr>
-        <w:t xml:space="preserve">Solve each problem. Show your thinking in the work box.</w:t>
+        <w:t xml:space="preserve">Solve each problem in the middle column and explain your reasoning using the sentence starters on the right.</w:t>
       </w:r>
     </w:p>
     <w:p>
@@ -3637,120 +3966,219 @@
         <w:t xml:space="preserve">   grade-level practice</w:t>
       </w:r>
     </w:p>
-    <w:p>
-      <w:pPr>
-        <w:keepNext/>
-        <w:spacing w:after="60" w:before="160"/>
-      </w:pPr>
-      <w:r>
-        <w:rPr>
-          <w:b/>
-          <w:bCs/>
-          <w:color w:val="12355B"/>
-          <w:sz w:val="22"/>
-          <w:szCs w:val="22"/>
-        </w:rPr>
-        <w:t xml:space="preserve">1.  </w:t>
-      </w:r>
-      <w:r>
-        <w:rPr>
-          <w:b/>
-          <w:bCs/>
-          <w:sz w:val="21"/>
-          <w:szCs w:val="21"/>
-        </w:rPr>
-        <w:t xml:space="preserve">The Sandia Peak tram travels 1,200 feet each minute and the ascent takes 15 minutes. How long is the whole ascent in feet?</w:t>
-      </w:r>
-    </w:p>
-    <w:p>
-      <w:pPr>
-        <w:spacing w:after="40"/>
-        <w:ind w:left="420"/>
-      </w:pPr>
-      <w:r>
-        <w:rPr>
-          <w:sz w:val="20"/>
-          <w:szCs w:val="20"/>
-        </w:rPr>
-        <w:t xml:space="preserve">A)  1,215 feet</w:t>
-      </w:r>
-    </w:p>
-    <w:p>
-      <w:pPr>
-        <w:spacing w:after="40"/>
-        <w:ind w:left="420"/>
-      </w:pPr>
-      <w:r>
-        <w:rPr>
-          <w:sz w:val="20"/>
-          <w:szCs w:val="20"/>
-        </w:rPr>
-        <w:t xml:space="preserve">B)  12,000 feet</w:t>
-      </w:r>
-    </w:p>
-    <w:p>
-      <w:pPr>
-        <w:spacing w:after="40"/>
-        <w:ind w:left="420"/>
-      </w:pPr>
-      <w:r>
-        <w:rPr>
-          <w:sz w:val="20"/>
-          <w:szCs w:val="20"/>
-        </w:rPr>
-        <w:t xml:space="preserve">C)  16,800 feet</w:t>
-      </w:r>
-    </w:p>
-    <w:p>
-      <w:pPr>
-        <w:spacing w:after="40"/>
-        <w:ind w:left="420"/>
-      </w:pPr>
-      <w:r>
-        <w:rPr>
-          <w:sz w:val="20"/>
-          <w:szCs w:val="20"/>
-        </w:rPr>
-        <w:t xml:space="preserve">D)  18,000 feet</w:t>
-      </w:r>
-    </w:p>
-    <w:p>
-      <w:pPr>
-        <w:spacing w:after="20"/>
-      </w:pPr>
-      <w:r>
-        <w:t xml:space="preserve"/>
-      </w:r>
-    </w:p>
     <w:tbl>
       <w:tblPr>
-        <w:tblW w:type="pct" w:w="100%"/>
+        <w:tblW w:type="dxa" w:w="9360"/>
         <w:tblBorders>
           <w:top w:val="single" w:color="C7D2DD" w:sz="6"/>
           <w:left w:val="single" w:color="C7D2DD" w:sz="6"/>
           <w:bottom w:val="single" w:color="C7D2DD" w:sz="6"/>
           <w:right w:val="single" w:color="C7D2DD" w:sz="6"/>
-          <w:insideH w:val="single" w:color="auto" w:sz="4"/>
-          <w:insideV w:val="single" w:color="auto" w:sz="4"/>
+          <w:insideH w:val="single" w:color="C7D2DD" w:sz="6"/>
+          <w:insideV w:val="single" w:color="C7D2DD" w:sz="6"/>
         </w:tblBorders>
       </w:tblPr>
       <w:tblGrid>
-        <w:gridCol w:w="100"/>
+        <w:gridCol w:w="2800"/>
+        <w:gridCol w:w="3560"/>
+        <w:gridCol w:w="3000"/>
       </w:tblGrid>
       <w:tr>
-        <w:tc>
-          <w:tcPr>
+        <w:trPr>
+          <w:cantSplit/>
+          <w:tblHeader/>
+        </w:trPr>
+        <w:tc>
+          <w:tcPr>
+            <w:tcW w:type="dxa" w:w="2800"/>
+            <w:shd w:fill="EEF4F8" w:color="auto" w:val="clear"/>
+            <w:tcMar>
+              <w:top w:type="dxa" w:w="60"/>
+              <w:left w:type="dxa" w:w="100"/>
+              <w:bottom w:type="dxa" w:w="60"/>
+              <w:right w:type="dxa" w:w="100"/>
+            </w:tcMar>
+          </w:tcPr>
+          <w:p>
+            <w:pPr>
+              <w:spacing w:after="0"/>
+            </w:pPr>
+            <w:r>
+              <w:rPr>
+                <w:b/>
+                <w:bCs/>
+                <w:color w:val="12355B"/>
+                <w:sz w:val="16"/>
+                <w:szCs w:val="16"/>
+              </w:rPr>
+              <w:t xml:space="preserve">CORE PROBLEM / GIVEN REPRESENTATION</w:t>
+            </w:r>
+          </w:p>
+        </w:tc>
+        <w:tc>
+          <w:tcPr>
+            <w:tcW w:type="dxa" w:w="3560"/>
+            <w:shd w:fill="EEF4F8" w:color="auto" w:val="clear"/>
+            <w:tcMar>
+              <w:top w:type="dxa" w:w="60"/>
+              <w:left w:type="dxa" w:w="100"/>
+              <w:bottom w:type="dxa" w:w="60"/>
+              <w:right w:type="dxa" w:w="100"/>
+            </w:tcMar>
+          </w:tcPr>
+          <w:p>
+            <w:pPr>
+              <w:spacing w:after="0"/>
+            </w:pPr>
+            <w:r>
+              <w:rPr>
+                <w:b/>
+                <w:bCs/>
+                <w:color w:val="12355B"/>
+                <w:sz w:val="16"/>
+                <w:szCs w:val="16"/>
+              </w:rPr>
+              <w:t xml:space="preserve">WORKING SPACE / CALCULATION STEPS</w:t>
+            </w:r>
+          </w:p>
+        </w:tc>
+        <w:tc>
+          <w:tcPr>
+            <w:tcW w:type="dxa" w:w="3000"/>
             <w:shd w:fill="FBF3E2" w:color="auto" w:val="clear"/>
             <w:tcMar>
               <w:top w:type="dxa" w:w="60"/>
-              <w:left w:type="dxa" w:w="120"/>
+              <w:left w:type="dxa" w:w="100"/>
               <w:bottom w:type="dxa" w:w="60"/>
-              <w:right w:type="dxa" w:w="120"/>
-            </w:tcMar>
-          </w:tcPr>
-          <w:p>
-            <w:pPr>
-              <w:spacing w:after="0" w:line="320"/>
+              <w:right w:type="dxa" w:w="100"/>
+            </w:tcMar>
+          </w:tcPr>
+          <w:p>
+            <w:pPr>
+              <w:spacing w:after="0"/>
+            </w:pPr>
+            <w:r>
+              <w:rPr>
+                <w:b/>
+                <w:bCs/>
+                <w:color w:val="B97A12"/>
+                <w:sz w:val="16"/>
+                <w:szCs w:val="16"/>
+              </w:rPr>
+              <w:t xml:space="preserve">EXPLAIN YOUR REASONING</w:t>
+            </w:r>
+          </w:p>
+        </w:tc>
+      </w:tr>
+      <w:tr>
+        <w:trPr>
+          <w:cantSplit/>
+        </w:trPr>
+        <w:tc>
+          <w:tcPr>
+            <w:tcW w:type="dxa" w:w="2800"/>
+            <w:tcMar>
+              <w:top w:type="dxa" w:w="80"/>
+              <w:left w:type="dxa" w:w="100"/>
+              <w:bottom w:type="dxa" w:w="80"/>
+              <w:right w:type="dxa" w:w="100"/>
+            </w:tcMar>
+            <w:vAlign w:val="top"/>
+          </w:tcPr>
+          <w:p>
+            <w:pPr>
+              <w:spacing w:after="60"/>
+            </w:pPr>
+            <w:r>
+              <w:rPr>
+                <w:b/>
+                <w:bCs/>
+                <w:color w:val="12355B"/>
+                <w:sz w:val="21"/>
+                <w:szCs w:val="21"/>
+              </w:rPr>
+              <w:t xml:space="preserve">1.  </w:t>
+            </w:r>
+            <w:r>
+              <w:rPr>
+                <w:b/>
+                <w:bCs/>
+                <w:sz w:val="20"/>
+                <w:szCs w:val="20"/>
+              </w:rPr>
+              <w:t xml:space="preserve">The Sandia Peak tram travels 1,200 feet each minute and the ascent takes 15 minutes. How long is the whole ascent in feet?</w:t>
+            </w:r>
+          </w:p>
+          <w:p>
+            <w:pPr>
+              <w:spacing w:after="30"/>
+              <w:ind w:left="180"/>
+            </w:pPr>
+            <w:r>
+              <w:rPr>
+                <w:sz w:val="19"/>
+                <w:szCs w:val="19"/>
+              </w:rPr>
+              <w:t xml:space="preserve">A)  1,215 feet</w:t>
+            </w:r>
+          </w:p>
+          <w:p>
+            <w:pPr>
+              <w:spacing w:after="30"/>
+              <w:ind w:left="180"/>
+            </w:pPr>
+            <w:r>
+              <w:rPr>
+                <w:sz w:val="19"/>
+                <w:szCs w:val="19"/>
+              </w:rPr>
+              <w:t xml:space="preserve">B)  12,000 feet</w:t>
+            </w:r>
+          </w:p>
+          <w:p>
+            <w:pPr>
+              <w:spacing w:after="30"/>
+              <w:ind w:left="180"/>
+            </w:pPr>
+            <w:r>
+              <w:rPr>
+                <w:sz w:val="19"/>
+                <w:szCs w:val="19"/>
+              </w:rPr>
+              <w:t xml:space="preserve">C)  16,800 feet</w:t>
+            </w:r>
+          </w:p>
+          <w:p>
+            <w:pPr>
+              <w:spacing w:after="30"/>
+              <w:ind w:left="180"/>
+            </w:pPr>
+            <w:r>
+              <w:rPr>
+                <w:sz w:val="19"/>
+                <w:szCs w:val="19"/>
+              </w:rPr>
+              <w:t xml:space="preserve">D)  18,000 feet</w:t>
+            </w:r>
+          </w:p>
+        </w:tc>
+        <w:tc>
+          <w:tcPr>
+            <w:tcW w:type="dxa" w:w="3560"/>
+            <w:tcMar>
+              <w:top w:type="dxa" w:w="80"/>
+              <w:left w:type="dxa" w:w="100"/>
+              <w:bottom w:type="dxa" w:w="80"/>
+              <w:right w:type="dxa" w:w="100"/>
+            </w:tcMar>
+            <w:vAlign w:val="top"/>
+          </w:tcPr>
+          <w:p>
+            <w:pPr>
+              <w:pBdr>
+                <w:bottom w:val="single" w:color="AFBECC" w:sz="6"/>
+              </w:pBdr>
+              <w:spacing w:after="30" w:before="150"/>
             </w:pPr>
             <w:r>
               <w:t xml:space="preserve"/>
@@ -3758,7 +4186,147 @@
           </w:p>
           <w:p>
             <w:pPr>
-              <w:spacing w:after="0" w:line="320"/>
+              <w:pBdr>
+                <w:bottom w:val="single" w:color="AFBECC" w:sz="6"/>
+              </w:pBdr>
+              <w:spacing w:after="30" w:before="150"/>
+            </w:pPr>
+            <w:r>
+              <w:t xml:space="preserve"/>
+            </w:r>
+          </w:p>
+          <w:p>
+            <w:pPr>
+              <w:pBdr>
+                <w:bottom w:val="single" w:color="AFBECC" w:sz="6"/>
+              </w:pBdr>
+              <w:spacing w:after="30" w:before="150"/>
+            </w:pPr>
+            <w:r>
+              <w:t xml:space="preserve"/>
+            </w:r>
+          </w:p>
+          <w:p>
+            <w:pPr>
+              <w:pBdr>
+                <w:bottom w:val="single" w:color="AFBECC" w:sz="6"/>
+              </w:pBdr>
+              <w:spacing w:after="30" w:before="150"/>
+            </w:pPr>
+            <w:r>
+              <w:t xml:space="preserve"/>
+            </w:r>
+          </w:p>
+        </w:tc>
+        <w:tc>
+          <w:tcPr>
+            <w:tcW w:type="dxa" w:w="3000"/>
+            <w:shd w:fill="FBF3E2" w:color="auto" w:val="clear"/>
+            <w:tcMar>
+              <w:top w:type="dxa" w:w="80"/>
+              <w:left w:type="dxa" w:w="100"/>
+              <w:bottom w:type="dxa" w:w="80"/>
+              <w:right w:type="dxa" w:w="100"/>
+            </w:tcMar>
+            <w:vAlign w:val="top"/>
+          </w:tcPr>
+          <w:p>
+            <w:pPr>
+              <w:spacing w:after="40"/>
+            </w:pPr>
+            <w:r>
+              <w:rPr>
+                <w:b/>
+                <w:bCs/>
+                <w:color w:val="12355B"/>
+                <w:sz w:val="19"/>
+                <w:szCs w:val="19"/>
+              </w:rPr>
+              <w:t xml:space="preserve">Because... </w:t>
+            </w:r>
+            <w:r>
+              <w:rPr>
+                <w:color w:val="AFBECC"/>
+                <w:sz w:val="19"/>
+                <w:szCs w:val="19"/>
+              </w:rPr>
+              <w:t xml:space="preserve">________________</w:t>
+            </w:r>
+          </w:p>
+          <w:p>
+            <w:pPr>
+              <w:pBdr>
+                <w:bottom w:val="single" w:color="AFBECC" w:sz="6"/>
+              </w:pBdr>
+              <w:spacing w:after="30" w:before="150"/>
+            </w:pPr>
+            <w:r>
+              <w:t xml:space="preserve"/>
+            </w:r>
+          </w:p>
+          <w:p>
+            <w:pPr>
+              <w:spacing w:after="40" w:before="80"/>
+            </w:pPr>
+            <w:r>
+              <w:rPr>
+                <w:b/>
+                <w:bCs/>
+                <w:color w:val="6B4FA0"/>
+                <w:sz w:val="19"/>
+                <w:szCs w:val="19"/>
+              </w:rPr>
+              <w:t xml:space="preserve">Although... </w:t>
+            </w:r>
+            <w:r>
+              <w:rPr>
+                <w:color w:val="AFBECC"/>
+                <w:sz w:val="19"/>
+                <w:szCs w:val="19"/>
+              </w:rPr>
+              <w:t xml:space="preserve">_______________</w:t>
+            </w:r>
+          </w:p>
+          <w:p>
+            <w:pPr>
+              <w:pBdr>
+                <w:bottom w:val="single" w:color="AFBECC" w:sz="6"/>
+              </w:pBdr>
+              <w:spacing w:after="30" w:before="150"/>
+            </w:pPr>
+            <w:r>
+              <w:t xml:space="preserve"/>
+            </w:r>
+          </w:p>
+          <w:p>
+            <w:pPr>
+              <w:spacing w:after="40" w:before="80"/>
+            </w:pPr>
+            <w:r>
+              <w:rPr>
+                <w:b/>
+                <w:bCs/>
+                <w:color w:val="1FA6A2"/>
+                <w:sz w:val="19"/>
+                <w:szCs w:val="19"/>
+              </w:rPr>
+              <w:t xml:space="preserve">Therefore... </w:t>
+            </w:r>
+            <w:r>
+              <w:rPr>
+                <w:color w:val="AFBECC"/>
+                <w:sz w:val="19"/>
+                <w:szCs w:val="19"/>
+              </w:rPr>
+              <w:t xml:space="preserve">______________</w:t>
+            </w:r>
+          </w:p>
+          <w:p>
+            <w:pPr>
+              <w:pBdr>
+                <w:bottom w:val="single" w:color="AFBECC" w:sz="6"/>
+              </w:pBdr>
+              <w:spacing w:after="30" w:before="150"/>
             </w:pPr>
             <w:r>
               <w:t xml:space="preserve"/>
@@ -3769,84 +4337,7 @@
     </w:tbl>
     <w:p>
       <w:pPr>
-        <w:keepNext/>
-        <w:spacing w:after="60" w:before="160"/>
-      </w:pPr>
-      <w:r>
-        <w:rPr>
-          <w:b/>
-          <w:bCs/>
-          <w:color w:val="12355B"/>
-          <w:sz w:val="22"/>
-          <w:szCs w:val="22"/>
-        </w:rPr>
-        <w:t xml:space="preserve">2.  </w:t>
-      </w:r>
-      <w:r>
-        <w:rPr>
-          <w:b/>
-          <w:bCs/>
-          <w:sz w:val="21"/>
-          <w:szCs w:val="21"/>
-        </w:rPr>
-        <w:t xml:space="preserve">A tram starts at 0 feet and travels 1,200 feet each minute. On its graph, minutes are on the horizontal axis and feet on the vertical axis. Which ordered pair lies on this graph?</w:t>
-      </w:r>
-    </w:p>
-    <w:p>
-      <w:pPr>
-        <w:spacing w:after="40"/>
-        <w:ind w:left="420"/>
-      </w:pPr>
-      <w:r>
-        <w:rPr>
-          <w:sz w:val="20"/>
-          <w:szCs w:val="20"/>
-        </w:rPr>
-        <w:t xml:space="preserve">A)  (5, 6000)</w:t>
-      </w:r>
-    </w:p>
-    <w:p>
-      <w:pPr>
-        <w:spacing w:after="40"/>
-        <w:ind w:left="420"/>
-      </w:pPr>
-      <w:r>
-        <w:rPr>
-          <w:sz w:val="20"/>
-          <w:szCs w:val="20"/>
-        </w:rPr>
-        <w:t xml:space="preserve">B)  (5, 1200)</w:t>
-      </w:r>
-    </w:p>
-    <w:p>
-      <w:pPr>
-        <w:spacing w:after="40"/>
-        <w:ind w:left="420"/>
-      </w:pPr>
-      <w:r>
-        <w:rPr>
-          <w:sz w:val="20"/>
-          <w:szCs w:val="20"/>
-        </w:rPr>
-        <w:t xml:space="preserve">C)  (5, 5000)</w:t>
-      </w:r>
-    </w:p>
-    <w:p>
-      <w:pPr>
-        <w:spacing w:after="40"/>
-        <w:ind w:left="420"/>
-      </w:pPr>
-      <w:r>
-        <w:rPr>
-          <w:sz w:val="20"/>
-          <w:szCs w:val="20"/>
-        </w:rPr>
-        <w:t xml:space="preserve">D)  (6000, 5)</w:t>
-      </w:r>
-    </w:p>
-    <w:p>
-      <w:pPr>
-        <w:spacing w:after="20"/>
+        <w:spacing w:after="80"/>
       </w:pPr>
       <w:r>
         <w:t xml:space="preserve"/>
@@ -3854,33 +4345,217 @@
     </w:p>
     <w:tbl>
       <w:tblPr>
-        <w:tblW w:type="pct" w:w="100%"/>
+        <w:tblW w:type="dxa" w:w="9360"/>
         <w:tblBorders>
           <w:top w:val="single" w:color="C7D2DD" w:sz="6"/>
           <w:left w:val="single" w:color="C7D2DD" w:sz="6"/>
           <w:bottom w:val="single" w:color="C7D2DD" w:sz="6"/>
           <w:right w:val="single" w:color="C7D2DD" w:sz="6"/>
-          <w:insideH w:val="single" w:color="auto" w:sz="4"/>
-          <w:insideV w:val="single" w:color="auto" w:sz="4"/>
+          <w:insideH w:val="single" w:color="C7D2DD" w:sz="6"/>
+          <w:insideV w:val="single" w:color="C7D2DD" w:sz="6"/>
         </w:tblBorders>
       </w:tblPr>
       <w:tblGrid>
-        <w:gridCol w:w="100"/>
+        <w:gridCol w:w="2800"/>
+        <w:gridCol w:w="3560"/>
+        <w:gridCol w:w="3000"/>
       </w:tblGrid>
       <w:tr>
-        <w:tc>
-          <w:tcPr>
+        <w:trPr>
+          <w:cantSplit/>
+          <w:tblHeader/>
+        </w:trPr>
+        <w:tc>
+          <w:tcPr>
+            <w:tcW w:type="dxa" w:w="2800"/>
+            <w:shd w:fill="EEF4F8" w:color="auto" w:val="clear"/>
+            <w:tcMar>
+              <w:top w:type="dxa" w:w="60"/>
+              <w:left w:type="dxa" w:w="100"/>
+              <w:bottom w:type="dxa" w:w="60"/>
+              <w:right w:type="dxa" w:w="100"/>
+            </w:tcMar>
+          </w:tcPr>
+          <w:p>
+            <w:pPr>
+              <w:spacing w:after="0"/>
+            </w:pPr>
+            <w:r>
+              <w:rPr>
+                <w:b/>
+                <w:bCs/>
+                <w:color w:val="12355B"/>
+                <w:sz w:val="16"/>
+                <w:szCs w:val="16"/>
+              </w:rPr>
+              <w:t xml:space="preserve">CORE PROBLEM / GIVEN REPRESENTATION</w:t>
+            </w:r>
+          </w:p>
+        </w:tc>
+        <w:tc>
+          <w:tcPr>
+            <w:tcW w:type="dxa" w:w="3560"/>
+            <w:shd w:fill="EEF4F8" w:color="auto" w:val="clear"/>
+            <w:tcMar>
+              <w:top w:type="dxa" w:w="60"/>
+              <w:left w:type="dxa" w:w="100"/>
+              <w:bottom w:type="dxa" w:w="60"/>
+              <w:right w:type="dxa" w:w="100"/>
+            </w:tcMar>
+          </w:tcPr>
+          <w:p>
+            <w:pPr>
+              <w:spacing w:after="0"/>
+            </w:pPr>
+            <w:r>
+              <w:rPr>
+                <w:b/>
+                <w:bCs/>
+                <w:color w:val="12355B"/>
+                <w:sz w:val="16"/>
+                <w:szCs w:val="16"/>
+              </w:rPr>
+              <w:t xml:space="preserve">WORKING SPACE / CALCULATION STEPS</w:t>
+            </w:r>
+          </w:p>
+        </w:tc>
+        <w:tc>
+          <w:tcPr>
+            <w:tcW w:type="dxa" w:w="3000"/>
             <w:shd w:fill="FBF3E2" w:color="auto" w:val="clear"/>
             <w:tcMar>
               <w:top w:type="dxa" w:w="60"/>
-              <w:left w:type="dxa" w:w="120"/>
+              <w:left w:type="dxa" w:w="100"/>
               <w:bottom w:type="dxa" w:w="60"/>
-              <w:right w:type="dxa" w:w="120"/>
-            </w:tcMar>
-          </w:tcPr>
-          <w:p>
-            <w:pPr>
-              <w:spacing w:after="0" w:line="320"/>
+              <w:right w:type="dxa" w:w="100"/>
+            </w:tcMar>
+          </w:tcPr>
+          <w:p>
+            <w:pPr>
+              <w:spacing w:after="0"/>
+            </w:pPr>
+            <w:r>
+              <w:rPr>
+                <w:b/>
+                <w:bCs/>
+                <w:color w:val="B97A12"/>
+                <w:sz w:val="16"/>
+                <w:szCs w:val="16"/>
+              </w:rPr>
+              <w:t xml:space="preserve">EXPLAIN YOUR REASONING</w:t>
+            </w:r>
+          </w:p>
+        </w:tc>
+      </w:tr>
+      <w:tr>
+        <w:trPr>
+          <w:cantSplit/>
+        </w:trPr>
+        <w:tc>
+          <w:tcPr>
+            <w:tcW w:type="dxa" w:w="2800"/>
+            <w:tcMar>
+              <w:top w:type="dxa" w:w="80"/>
+              <w:left w:type="dxa" w:w="100"/>
+              <w:bottom w:type="dxa" w:w="80"/>
+              <w:right w:type="dxa" w:w="100"/>
+            </w:tcMar>
+            <w:vAlign w:val="top"/>
+          </w:tcPr>
+          <w:p>
+            <w:pPr>
+              <w:spacing w:after="60"/>
+            </w:pPr>
+            <w:r>
+              <w:rPr>
+                <w:b/>
+                <w:bCs/>
+                <w:color w:val="12355B"/>
+                <w:sz w:val="21"/>
+                <w:szCs w:val="21"/>
+              </w:rPr>
+              <w:t xml:space="preserve">2.  </w:t>
+            </w:r>
+            <w:r>
+              <w:rPr>
+                <w:b/>
+                <w:bCs/>
+                <w:sz w:val="20"/>
+                <w:szCs w:val="20"/>
+              </w:rPr>
+              <w:t xml:space="preserve">A tram starts at 0 feet and travels 1,200 feet each minute. On its graph, minutes are on the horizontal axis and feet on the vertical axis. Which ordered pair lies on this graph?</w:t>
+            </w:r>
+          </w:p>
+          <w:p>
+            <w:pPr>
+              <w:spacing w:after="30"/>
+              <w:ind w:left="180"/>
+            </w:pPr>
+            <w:r>
+              <w:rPr>
+                <w:sz w:val="19"/>
+                <w:szCs w:val="19"/>
+              </w:rPr>
+              <w:t xml:space="preserve">A)  (5, 6000)</w:t>
+            </w:r>
+          </w:p>
+          <w:p>
+            <w:pPr>
+              <w:spacing w:after="30"/>
+              <w:ind w:left="180"/>
+            </w:pPr>
+            <w:r>
+              <w:rPr>
+                <w:sz w:val="19"/>
+                <w:szCs w:val="19"/>
+              </w:rPr>
+              <w:t xml:space="preserve">B)  (5, 1200)</w:t>
+            </w:r>
+          </w:p>
+          <w:p>
+            <w:pPr>
+              <w:spacing w:after="30"/>
+              <w:ind w:left="180"/>
+            </w:pPr>
+            <w:r>
+              <w:rPr>
+                <w:sz w:val="19"/>
+                <w:szCs w:val="19"/>
+              </w:rPr>
+              <w:t xml:space="preserve">C)  (5, 5000)</w:t>
+            </w:r>
+          </w:p>
+          <w:p>
+            <w:pPr>
+              <w:spacing w:after="30"/>
+              <w:ind w:left="180"/>
+            </w:pPr>
+            <w:r>
+              <w:rPr>
+                <w:sz w:val="19"/>
+                <w:szCs w:val="19"/>
+              </w:rPr>
+              <w:t xml:space="preserve">D)  (6000, 5)</w:t>
+            </w:r>
+          </w:p>
+        </w:tc>
+        <w:tc>
+          <w:tcPr>
+            <w:tcW w:type="dxa" w:w="3560"/>
+            <w:tcMar>
+              <w:top w:type="dxa" w:w="80"/>
+              <w:left w:type="dxa" w:w="100"/>
+              <w:bottom w:type="dxa" w:w="80"/>
+              <w:right w:type="dxa" w:w="100"/>
+            </w:tcMar>
+            <w:vAlign w:val="top"/>
+          </w:tcPr>
+          <w:p>
+            <w:pPr>
+              <w:pBdr>
+                <w:bottom w:val="single" w:color="AFBECC" w:sz="6"/>
+              </w:pBdr>
+              <w:spacing w:after="30" w:before="150"/>
             </w:pPr>
             <w:r>
               <w:t xml:space="preserve"/>
@@ -3888,7 +4563,147 @@
           </w:p>
           <w:p>
             <w:pPr>
-              <w:spacing w:after="0" w:line="320"/>
+              <w:pBdr>
+                <w:bottom w:val="single" w:color="AFBECC" w:sz="6"/>
+              </w:pBdr>
+              <w:spacing w:after="30" w:before="150"/>
+            </w:pPr>
+            <w:r>
+              <w:t xml:space="preserve"/>
+            </w:r>
+          </w:p>
+          <w:p>
+            <w:pPr>
+              <w:pBdr>
+                <w:bottom w:val="single" w:color="AFBECC" w:sz="6"/>
+              </w:pBdr>
+              <w:spacing w:after="30" w:before="150"/>
+            </w:pPr>
+            <w:r>
+              <w:t xml:space="preserve"/>
+            </w:r>
+          </w:p>
+          <w:p>
+            <w:pPr>
+              <w:pBdr>
+                <w:bottom w:val="single" w:color="AFBECC" w:sz="6"/>
+              </w:pBdr>
+              <w:spacing w:after="30" w:before="150"/>
+            </w:pPr>
+            <w:r>
+              <w:t xml:space="preserve"/>
+            </w:r>
+          </w:p>
+        </w:tc>
+        <w:tc>
+          <w:tcPr>
+            <w:tcW w:type="dxa" w:w="3000"/>
+            <w:shd w:fill="FBF3E2" w:color="auto" w:val="clear"/>
+            <w:tcMar>
+              <w:top w:type="dxa" w:w="80"/>
+              <w:left w:type="dxa" w:w="100"/>
+              <w:bottom w:type="dxa" w:w="80"/>
+              <w:right w:type="dxa" w:w="100"/>
+            </w:tcMar>
+            <w:vAlign w:val="top"/>
+          </w:tcPr>
+          <w:p>
+            <w:pPr>
+              <w:spacing w:after="40"/>
+            </w:pPr>
+            <w:r>
+              <w:rPr>
+                <w:b/>
+                <w:bCs/>
+                <w:color w:val="12355B"/>
+                <w:sz w:val="19"/>
+                <w:szCs w:val="19"/>
+              </w:rPr>
+              <w:t xml:space="preserve">Because... </w:t>
+            </w:r>
+            <w:r>
+              <w:rPr>
+                <w:color w:val="AFBECC"/>
+                <w:sz w:val="19"/>
+                <w:szCs w:val="19"/>
+              </w:rPr>
+              <w:t xml:space="preserve">________________</w:t>
+            </w:r>
+          </w:p>
+          <w:p>
+            <w:pPr>
+              <w:pBdr>
+                <w:bottom w:val="single" w:color="AFBECC" w:sz="6"/>
+              </w:pBdr>
+              <w:spacing w:after="30" w:before="150"/>
+            </w:pPr>
+            <w:r>
+              <w:t xml:space="preserve"/>
+            </w:r>
+          </w:p>
+          <w:p>
+            <w:pPr>
+              <w:spacing w:after="40" w:before="80"/>
+            </w:pPr>
+            <w:r>
+              <w:rPr>
+                <w:b/>
+                <w:bCs/>
+                <w:color w:val="6B4FA0"/>
+                <w:sz w:val="19"/>
+                <w:szCs w:val="19"/>
+              </w:rPr>
+              <w:t xml:space="preserve">Although... </w:t>
+            </w:r>
+            <w:r>
+              <w:rPr>
+                <w:color w:val="AFBECC"/>
+                <w:sz w:val="19"/>
+                <w:szCs w:val="19"/>
+              </w:rPr>
+              <w:t xml:space="preserve">_______________</w:t>
+            </w:r>
+          </w:p>
+          <w:p>
+            <w:pPr>
+              <w:pBdr>
+                <w:bottom w:val="single" w:color="AFBECC" w:sz="6"/>
+              </w:pBdr>
+              <w:spacing w:after="30" w:before="150"/>
+            </w:pPr>
+            <w:r>
+              <w:t xml:space="preserve"/>
+            </w:r>
+          </w:p>
+          <w:p>
+            <w:pPr>
+              <w:spacing w:after="40" w:before="80"/>
+            </w:pPr>
+            <w:r>
+              <w:rPr>
+                <w:b/>
+                <w:bCs/>
+                <w:color w:val="1FA6A2"/>
+                <w:sz w:val="19"/>
+                <w:szCs w:val="19"/>
+              </w:rPr>
+              <w:t xml:space="preserve">Therefore... </w:t>
+            </w:r>
+            <w:r>
+              <w:rPr>
+                <w:color w:val="AFBECC"/>
+                <w:sz w:val="19"/>
+                <w:szCs w:val="19"/>
+              </w:rPr>
+              <w:t xml:space="preserve">______________</w:t>
+            </w:r>
+          </w:p>
+          <w:p>
+            <w:pPr>
+              <w:pBdr>
+                <w:bottom w:val="single" w:color="AFBECC" w:sz="6"/>
+              </w:pBdr>
+              <w:spacing w:after="30" w:before="150"/>
             </w:pPr>
             <w:r>
               <w:t xml:space="preserve"/>
@@ -3899,84 +4714,7 @@
     </w:tbl>
     <w:p>
       <w:pPr>
-        <w:keepNext/>
-        <w:spacing w:after="60" w:before="160"/>
-      </w:pPr>
-      <w:r>
-        <w:rPr>
-          <w:b/>
-          <w:bCs/>
-          <w:color w:val="12355B"/>
-          <w:sz w:val="22"/>
-          <w:szCs w:val="22"/>
-        </w:rPr>
-        <w:t xml:space="preserve">3.  </w:t>
-      </w:r>
-      <w:r>
-        <w:rPr>
-          <w:b/>
-          <w:bCs/>
-          <w:sz w:val="21"/>
-          <w:szCs w:val="21"/>
-        </w:rPr>
-        <w:t xml:space="preserve">A table pairs hours with kilometers: (1, 48), (2, 96), (5, 240). How many kilometers are traveled each hour?</w:t>
-      </w:r>
-    </w:p>
-    <w:p>
-      <w:pPr>
-        <w:spacing w:after="40"/>
-        <w:ind w:left="420"/>
-      </w:pPr>
-      <w:r>
-        <w:rPr>
-          <w:sz w:val="20"/>
-          <w:szCs w:val="20"/>
-        </w:rPr>
-        <w:t xml:space="preserve">A)  24</w:t>
-      </w:r>
-    </w:p>
-    <w:p>
-      <w:pPr>
-        <w:spacing w:after="40"/>
-        <w:ind w:left="420"/>
-      </w:pPr>
-      <w:r>
-        <w:rPr>
-          <w:sz w:val="20"/>
-          <w:szCs w:val="20"/>
-        </w:rPr>
-        <w:t xml:space="preserve">B)  48</w:t>
-      </w:r>
-    </w:p>
-    <w:p>
-      <w:pPr>
-        <w:spacing w:after="40"/>
-        <w:ind w:left="420"/>
-      </w:pPr>
-      <w:r>
-        <w:rPr>
-          <w:sz w:val="20"/>
-          <w:szCs w:val="20"/>
-        </w:rPr>
-        <w:t xml:space="preserve">C)  96</w:t>
-      </w:r>
-    </w:p>
-    <w:p>
-      <w:pPr>
-        <w:spacing w:after="40"/>
-        <w:ind w:left="420"/>
-      </w:pPr>
-      <w:r>
-        <w:rPr>
-          <w:sz w:val="20"/>
-          <w:szCs w:val="20"/>
-        </w:rPr>
-        <w:t xml:space="preserve">D)  240</w:t>
-      </w:r>
-    </w:p>
-    <w:p>
-      <w:pPr>
-        <w:spacing w:after="20"/>
+        <w:spacing w:after="80"/>
       </w:pPr>
       <w:r>
         <w:t xml:space="preserve"/>
@@ -3984,33 +4722,217 @@
     </w:p>
     <w:tbl>
       <w:tblPr>
-        <w:tblW w:type="pct" w:w="100%"/>
+        <w:tblW w:type="dxa" w:w="9360"/>
         <w:tblBorders>
           <w:top w:val="single" w:color="C7D2DD" w:sz="6"/>
           <w:left w:val="single" w:color="C7D2DD" w:sz="6"/>
           <w:bottom w:val="single" w:color="C7D2DD" w:sz="6"/>
           <w:right w:val="single" w:color="C7D2DD" w:sz="6"/>
-          <w:insideH w:val="single" w:color="auto" w:sz="4"/>
-          <w:insideV w:val="single" w:color="auto" w:sz="4"/>
+          <w:insideH w:val="single" w:color="C7D2DD" w:sz="6"/>
+          <w:insideV w:val="single" w:color="C7D2DD" w:sz="6"/>
         </w:tblBorders>
       </w:tblPr>
       <w:tblGrid>
-        <w:gridCol w:w="100"/>
+        <w:gridCol w:w="2800"/>
+        <w:gridCol w:w="3560"/>
+        <w:gridCol w:w="3000"/>
       </w:tblGrid>
       <w:tr>
-        <w:tc>
-          <w:tcPr>
+        <w:trPr>
+          <w:cantSplit/>
+          <w:tblHeader/>
+        </w:trPr>
+        <w:tc>
+          <w:tcPr>
+            <w:tcW w:type="dxa" w:w="2800"/>
+            <w:shd w:fill="EEF4F8" w:color="auto" w:val="clear"/>
+            <w:tcMar>
+              <w:top w:type="dxa" w:w="60"/>
+              <w:left w:type="dxa" w:w="100"/>
+              <w:bottom w:type="dxa" w:w="60"/>
+              <w:right w:type="dxa" w:w="100"/>
+            </w:tcMar>
+          </w:tcPr>
+          <w:p>
+            <w:pPr>
+              <w:spacing w:after="0"/>
+            </w:pPr>
+            <w:r>
+              <w:rPr>
+                <w:b/>
+                <w:bCs/>
+                <w:color w:val="12355B"/>
+                <w:sz w:val="16"/>
+                <w:szCs w:val="16"/>
+              </w:rPr>
+              <w:t xml:space="preserve">CORE PROBLEM / GIVEN REPRESENTATION</w:t>
+            </w:r>
+          </w:p>
+        </w:tc>
+        <w:tc>
+          <w:tcPr>
+            <w:tcW w:type="dxa" w:w="3560"/>
+            <w:shd w:fill="EEF4F8" w:color="auto" w:val="clear"/>
+            <w:tcMar>
+              <w:top w:type="dxa" w:w="60"/>
+              <w:left w:type="dxa" w:w="100"/>
+              <w:bottom w:type="dxa" w:w="60"/>
+              <w:right w:type="dxa" w:w="100"/>
+            </w:tcMar>
+          </w:tcPr>
+          <w:p>
+            <w:pPr>
+              <w:spacing w:after="0"/>
+            </w:pPr>
+            <w:r>
+              <w:rPr>
+                <w:b/>
+                <w:bCs/>
+                <w:color w:val="12355B"/>
+                <w:sz w:val="16"/>
+                <w:szCs w:val="16"/>
+              </w:rPr>
+              <w:t xml:space="preserve">WORKING SPACE / CALCULATION STEPS</w:t>
+            </w:r>
+          </w:p>
+        </w:tc>
+        <w:tc>
+          <w:tcPr>
+            <w:tcW w:type="dxa" w:w="3000"/>
             <w:shd w:fill="FBF3E2" w:color="auto" w:val="clear"/>
             <w:tcMar>
               <w:top w:type="dxa" w:w="60"/>
-              <w:left w:type="dxa" w:w="120"/>
+              <w:left w:type="dxa" w:w="100"/>
               <w:bottom w:type="dxa" w:w="60"/>
-              <w:right w:type="dxa" w:w="120"/>
-            </w:tcMar>
-          </w:tcPr>
-          <w:p>
-            <w:pPr>
-              <w:spacing w:after="0" w:line="320"/>
+              <w:right w:type="dxa" w:w="100"/>
+            </w:tcMar>
+          </w:tcPr>
+          <w:p>
+            <w:pPr>
+              <w:spacing w:after="0"/>
+            </w:pPr>
+            <w:r>
+              <w:rPr>
+                <w:b/>
+                <w:bCs/>
+                <w:color w:val="B97A12"/>
+                <w:sz w:val="16"/>
+                <w:szCs w:val="16"/>
+              </w:rPr>
+              <w:t xml:space="preserve">EXPLAIN YOUR REASONING</w:t>
+            </w:r>
+          </w:p>
+        </w:tc>
+      </w:tr>
+      <w:tr>
+        <w:trPr>
+          <w:cantSplit/>
+        </w:trPr>
+        <w:tc>
+          <w:tcPr>
+            <w:tcW w:type="dxa" w:w="2800"/>
+            <w:tcMar>
+              <w:top w:type="dxa" w:w="80"/>
+              <w:left w:type="dxa" w:w="100"/>
+              <w:bottom w:type="dxa" w:w="80"/>
+              <w:right w:type="dxa" w:w="100"/>
+            </w:tcMar>
+            <w:vAlign w:val="top"/>
+          </w:tcPr>
+          <w:p>
+            <w:pPr>
+              <w:spacing w:after="60"/>
+            </w:pPr>
+            <w:r>
+              <w:rPr>
+                <w:b/>
+                <w:bCs/>
+                <w:color w:val="12355B"/>
+                <w:sz w:val="21"/>
+                <w:szCs w:val="21"/>
+              </w:rPr>
+              <w:t xml:space="preserve">3.  </w:t>
+            </w:r>
+            <w:r>
+              <w:rPr>
+                <w:b/>
+                <w:bCs/>
+                <w:sz w:val="20"/>
+                <w:szCs w:val="20"/>
+              </w:rPr>
+              <w:t xml:space="preserve">A table pairs hours with kilometers: (1, 48), (2, 96), (5, 240). How many kilometers are traveled each hour?</w:t>
+            </w:r>
+          </w:p>
+          <w:p>
+            <w:pPr>
+              <w:spacing w:after="30"/>
+              <w:ind w:left="180"/>
+            </w:pPr>
+            <w:r>
+              <w:rPr>
+                <w:sz w:val="19"/>
+                <w:szCs w:val="19"/>
+              </w:rPr>
+              <w:t xml:space="preserve">A)  24</w:t>
+            </w:r>
+          </w:p>
+          <w:p>
+            <w:pPr>
+              <w:spacing w:after="30"/>
+              <w:ind w:left="180"/>
+            </w:pPr>
+            <w:r>
+              <w:rPr>
+                <w:sz w:val="19"/>
+                <w:szCs w:val="19"/>
+              </w:rPr>
+              <w:t xml:space="preserve">B)  48</w:t>
+            </w:r>
+          </w:p>
+          <w:p>
+            <w:pPr>
+              <w:spacing w:after="30"/>
+              <w:ind w:left="180"/>
+            </w:pPr>
+            <w:r>
+              <w:rPr>
+                <w:sz w:val="19"/>
+                <w:szCs w:val="19"/>
+              </w:rPr>
+              <w:t xml:space="preserve">C)  96</w:t>
+            </w:r>
+          </w:p>
+          <w:p>
+            <w:pPr>
+              <w:spacing w:after="30"/>
+              <w:ind w:left="180"/>
+            </w:pPr>
+            <w:r>
+              <w:rPr>
+                <w:sz w:val="19"/>
+                <w:szCs w:val="19"/>
+              </w:rPr>
+              <w:t xml:space="preserve">D)  240</w:t>
+            </w:r>
+          </w:p>
+        </w:tc>
+        <w:tc>
+          <w:tcPr>
+            <w:tcW w:type="dxa" w:w="3560"/>
+            <w:tcMar>
+              <w:top w:type="dxa" w:w="80"/>
+              <w:left w:type="dxa" w:w="100"/>
+              <w:bottom w:type="dxa" w:w="80"/>
+              <w:right w:type="dxa" w:w="100"/>
+            </w:tcMar>
+            <w:vAlign w:val="top"/>
+          </w:tcPr>
+          <w:p>
+            <w:pPr>
+              <w:pBdr>
+                <w:bottom w:val="single" w:color="AFBECC" w:sz="6"/>
+              </w:pBdr>
+              <w:spacing w:after="30" w:before="150"/>
             </w:pPr>
             <w:r>
               <w:t xml:space="preserve"/>
@@ -4018,7 +4940,147 @@
           </w:p>
           <w:p>
             <w:pPr>
-              <w:spacing w:after="0" w:line="320"/>
+              <w:pBdr>
+                <w:bottom w:val="single" w:color="AFBECC" w:sz="6"/>
+              </w:pBdr>
+              <w:spacing w:after="30" w:before="150"/>
+            </w:pPr>
+            <w:r>
+              <w:t xml:space="preserve"/>
+            </w:r>
+          </w:p>
+          <w:p>
+            <w:pPr>
+              <w:pBdr>
+                <w:bottom w:val="single" w:color="AFBECC" w:sz="6"/>
+              </w:pBdr>
+              <w:spacing w:after="30" w:before="150"/>
+            </w:pPr>
+            <w:r>
+              <w:t xml:space="preserve"/>
+            </w:r>
+          </w:p>
+          <w:p>
+            <w:pPr>
+              <w:pBdr>
+                <w:bottom w:val="single" w:color="AFBECC" w:sz="6"/>
+              </w:pBdr>
+              <w:spacing w:after="30" w:before="150"/>
+            </w:pPr>
+            <w:r>
+              <w:t xml:space="preserve"/>
+            </w:r>
+          </w:p>
+        </w:tc>
+        <w:tc>
+          <w:tcPr>
+            <w:tcW w:type="dxa" w:w="3000"/>
+            <w:shd w:fill="FBF3E2" w:color="auto" w:val="clear"/>
+            <w:tcMar>
+              <w:top w:type="dxa" w:w="80"/>
+              <w:left w:type="dxa" w:w="100"/>
+              <w:bottom w:type="dxa" w:w="80"/>
+              <w:right w:type="dxa" w:w="100"/>
+            </w:tcMar>
+            <w:vAlign w:val="top"/>
+          </w:tcPr>
+          <w:p>
+            <w:pPr>
+              <w:spacing w:after="40"/>
+            </w:pPr>
+            <w:r>
+              <w:rPr>
+                <w:b/>
+                <w:bCs/>
+                <w:color w:val="12355B"/>
+                <w:sz w:val="19"/>
+                <w:szCs w:val="19"/>
+              </w:rPr>
+              <w:t xml:space="preserve">Because... </w:t>
+            </w:r>
+            <w:r>
+              <w:rPr>
+                <w:color w:val="AFBECC"/>
+                <w:sz w:val="19"/>
+                <w:szCs w:val="19"/>
+              </w:rPr>
+              <w:t xml:space="preserve">________________</w:t>
+            </w:r>
+          </w:p>
+          <w:p>
+            <w:pPr>
+              <w:pBdr>
+                <w:bottom w:val="single" w:color="AFBECC" w:sz="6"/>
+              </w:pBdr>
+              <w:spacing w:after="30" w:before="150"/>
+            </w:pPr>
+            <w:r>
+              <w:t xml:space="preserve"/>
+            </w:r>
+          </w:p>
+          <w:p>
+            <w:pPr>
+              <w:spacing w:after="40" w:before="80"/>
+            </w:pPr>
+            <w:r>
+              <w:rPr>
+                <w:b/>
+                <w:bCs/>
+                <w:color w:val="6B4FA0"/>
+                <w:sz w:val="19"/>
+                <w:szCs w:val="19"/>
+              </w:rPr>
+              <w:t xml:space="preserve">Although... </w:t>
+            </w:r>
+            <w:r>
+              <w:rPr>
+                <w:color w:val="AFBECC"/>
+                <w:sz w:val="19"/>
+                <w:szCs w:val="19"/>
+              </w:rPr>
+              <w:t xml:space="preserve">_______________</w:t>
+            </w:r>
+          </w:p>
+          <w:p>
+            <w:pPr>
+              <w:pBdr>
+                <w:bottom w:val="single" w:color="AFBECC" w:sz="6"/>
+              </w:pBdr>
+              <w:spacing w:after="30" w:before="150"/>
+            </w:pPr>
+            <w:r>
+              <w:t xml:space="preserve"/>
+            </w:r>
+          </w:p>
+          <w:p>
+            <w:pPr>
+              <w:spacing w:after="40" w:before="80"/>
+            </w:pPr>
+            <w:r>
+              <w:rPr>
+                <w:b/>
+                <w:bCs/>
+                <w:color w:val="1FA6A2"/>
+                <w:sz w:val="19"/>
+                <w:szCs w:val="19"/>
+              </w:rPr>
+              <w:t xml:space="preserve">Therefore... </w:t>
+            </w:r>
+            <w:r>
+              <w:rPr>
+                <w:color w:val="AFBECC"/>
+                <w:sz w:val="19"/>
+                <w:szCs w:val="19"/>
+              </w:rPr>
+              <w:t xml:space="preserve">______________</w:t>
+            </w:r>
+          </w:p>
+          <w:p>
+            <w:pPr>
+              <w:pBdr>
+                <w:bottom w:val="single" w:color="AFBECC" w:sz="6"/>
+              </w:pBdr>
+              <w:spacing w:after="30" w:before="150"/>
             </w:pPr>
             <w:r>
               <w:t xml:space="preserve"/>
@@ -4029,84 +5091,7 @@
     </w:tbl>
     <w:p>
       <w:pPr>
-        <w:keepNext/>
-        <w:spacing w:after="60" w:before="160"/>
-      </w:pPr>
-      <w:r>
-        <w:rPr>
-          <w:b/>
-          <w:bCs/>
-          <w:color w:val="12355B"/>
-          <w:sz w:val="22"/>
-          <w:szCs w:val="22"/>
-        </w:rPr>
-        <w:t xml:space="preserve">4.  </w:t>
-      </w:r>
-      <w:r>
-        <w:rPr>
-          <w:b/>
-          <w:bCs/>
-          <w:sz w:val="21"/>
-          <w:szCs w:val="21"/>
-        </w:rPr>
-        <w:t xml:space="preserve">Why is the line on the football ticket graph dashed instead of solid?</w:t>
-      </w:r>
-    </w:p>
-    <w:p>
-      <w:pPr>
-        <w:spacing w:after="40"/>
-        <w:ind w:left="420"/>
-      </w:pPr>
-      <w:r>
-        <w:rPr>
-          <w:sz w:val="20"/>
-          <w:szCs w:val="20"/>
-        </w:rPr>
-        <w:t xml:space="preserve">A)  The graph is unfinished</w:t>
-      </w:r>
-    </w:p>
-    <w:p>
-      <w:pPr>
-        <w:spacing w:after="40"/>
-        <w:ind w:left="420"/>
-      </w:pPr>
-      <w:r>
-        <w:rPr>
-          <w:sz w:val="20"/>
-          <w:szCs w:val="20"/>
-        </w:rPr>
-        <w:t xml:space="preserve">B)  Dashed lines always mean the cost is decreasing</w:t>
-      </w:r>
-    </w:p>
-    <w:p>
-      <w:pPr>
-        <w:spacing w:after="40"/>
-        <w:ind w:left="420"/>
-      </w:pPr>
-      <w:r>
-        <w:rPr>
-          <w:sz w:val="20"/>
-          <w:szCs w:val="20"/>
-        </w:rPr>
-        <w:t xml:space="preserve">C)  The ticket price changes between points</w:t>
-      </w:r>
-    </w:p>
-    <w:p>
-      <w:pPr>
-        <w:spacing w:after="40"/>
-        <w:ind w:left="420"/>
-      </w:pPr>
-      <w:r>
-        <w:rPr>
-          <w:sz w:val="20"/>
-          <w:szCs w:val="20"/>
-        </w:rPr>
-        <w:t xml:space="preserve">D)  You can only buy whole numbers of tickets, so the points between whole numbers do not make sense</w:t>
-      </w:r>
-    </w:p>
-    <w:p>
-      <w:pPr>
-        <w:spacing w:after="20"/>
+        <w:spacing w:after="80"/>
       </w:pPr>
       <w:r>
         <w:t xml:space="preserve"/>
@@ -4114,33 +5099,217 @@
     </w:p>
     <w:tbl>
       <w:tblPr>
-        <w:tblW w:type="pct" w:w="100%"/>
+        <w:tblW w:type="dxa" w:w="9360"/>
         <w:tblBorders>
           <w:top w:val="single" w:color="C7D2DD" w:sz="6"/>
           <w:left w:val="single" w:color="C7D2DD" w:sz="6"/>
           <w:bottom w:val="single" w:color="C7D2DD" w:sz="6"/>
           <w:right w:val="single" w:color="C7D2DD" w:sz="6"/>
-          <w:insideH w:val="single" w:color="auto" w:sz="4"/>
-          <w:insideV w:val="single" w:color="auto" w:sz="4"/>
+          <w:insideH w:val="single" w:color="C7D2DD" w:sz="6"/>
+          <w:insideV w:val="single" w:color="C7D2DD" w:sz="6"/>
         </w:tblBorders>
       </w:tblPr>
       <w:tblGrid>
-        <w:gridCol w:w="100"/>
+        <w:gridCol w:w="2800"/>
+        <w:gridCol w:w="3560"/>
+        <w:gridCol w:w="3000"/>
       </w:tblGrid>
       <w:tr>
-        <w:tc>
-          <w:tcPr>
+        <w:trPr>
+          <w:cantSplit/>
+          <w:tblHeader/>
+        </w:trPr>
+        <w:tc>
+          <w:tcPr>
+            <w:tcW w:type="dxa" w:w="2800"/>
+            <w:shd w:fill="EEF4F8" w:color="auto" w:val="clear"/>
+            <w:tcMar>
+              <w:top w:type="dxa" w:w="60"/>
+              <w:left w:type="dxa" w:w="100"/>
+              <w:bottom w:type="dxa" w:w="60"/>
+              <w:right w:type="dxa" w:w="100"/>
+            </w:tcMar>
+          </w:tcPr>
+          <w:p>
+            <w:pPr>
+              <w:spacing w:after="0"/>
+            </w:pPr>
+            <w:r>
+              <w:rPr>
+                <w:b/>
+                <w:bCs/>
+                <w:color w:val="12355B"/>
+                <w:sz w:val="16"/>
+                <w:szCs w:val="16"/>
+              </w:rPr>
+              <w:t xml:space="preserve">CORE PROBLEM / GIVEN REPRESENTATION</w:t>
+            </w:r>
+          </w:p>
+        </w:tc>
+        <w:tc>
+          <w:tcPr>
+            <w:tcW w:type="dxa" w:w="3560"/>
+            <w:shd w:fill="EEF4F8" w:color="auto" w:val="clear"/>
+            <w:tcMar>
+              <w:top w:type="dxa" w:w="60"/>
+              <w:left w:type="dxa" w:w="100"/>
+              <w:bottom w:type="dxa" w:w="60"/>
+              <w:right w:type="dxa" w:w="100"/>
+            </w:tcMar>
+          </w:tcPr>
+          <w:p>
+            <w:pPr>
+              <w:spacing w:after="0"/>
+            </w:pPr>
+            <w:r>
+              <w:rPr>
+                <w:b/>
+                <w:bCs/>
+                <w:color w:val="12355B"/>
+                <w:sz w:val="16"/>
+                <w:szCs w:val="16"/>
+              </w:rPr>
+              <w:t xml:space="preserve">WORKING SPACE / CALCULATION STEPS</w:t>
+            </w:r>
+          </w:p>
+        </w:tc>
+        <w:tc>
+          <w:tcPr>
+            <w:tcW w:type="dxa" w:w="3000"/>
             <w:shd w:fill="FBF3E2" w:color="auto" w:val="clear"/>
             <w:tcMar>
               <w:top w:type="dxa" w:w="60"/>
-              <w:left w:type="dxa" w:w="120"/>
+              <w:left w:type="dxa" w:w="100"/>
               <w:bottom w:type="dxa" w:w="60"/>
-              <w:right w:type="dxa" w:w="120"/>
-            </w:tcMar>
-          </w:tcPr>
-          <w:p>
-            <w:pPr>
-              <w:spacing w:after="0" w:line="320"/>
+              <w:right w:type="dxa" w:w="100"/>
+            </w:tcMar>
+          </w:tcPr>
+          <w:p>
+            <w:pPr>
+              <w:spacing w:after="0"/>
+            </w:pPr>
+            <w:r>
+              <w:rPr>
+                <w:b/>
+                <w:bCs/>
+                <w:color w:val="B97A12"/>
+                <w:sz w:val="16"/>
+                <w:szCs w:val="16"/>
+              </w:rPr>
+              <w:t xml:space="preserve">EXPLAIN YOUR REASONING</w:t>
+            </w:r>
+          </w:p>
+        </w:tc>
+      </w:tr>
+      <w:tr>
+        <w:trPr>
+          <w:cantSplit/>
+        </w:trPr>
+        <w:tc>
+          <w:tcPr>
+            <w:tcW w:type="dxa" w:w="2800"/>
+            <w:tcMar>
+              <w:top w:type="dxa" w:w="80"/>
+              <w:left w:type="dxa" w:w="100"/>
+              <w:bottom w:type="dxa" w:w="80"/>
+              <w:right w:type="dxa" w:w="100"/>
+            </w:tcMar>
+            <w:vAlign w:val="top"/>
+          </w:tcPr>
+          <w:p>
+            <w:pPr>
+              <w:spacing w:after="60"/>
+            </w:pPr>
+            <w:r>
+              <w:rPr>
+                <w:b/>
+                <w:bCs/>
+                <w:color w:val="12355B"/>
+                <w:sz w:val="21"/>
+                <w:szCs w:val="21"/>
+              </w:rPr>
+              <w:t xml:space="preserve">4.  </w:t>
+            </w:r>
+            <w:r>
+              <w:rPr>
+                <w:b/>
+                <w:bCs/>
+                <w:sz w:val="20"/>
+                <w:szCs w:val="20"/>
+              </w:rPr>
+              <w:t xml:space="preserve">Why is the line on the football ticket graph dashed instead of solid?</w:t>
+            </w:r>
+          </w:p>
+          <w:p>
+            <w:pPr>
+              <w:spacing w:after="30"/>
+              <w:ind w:left="180"/>
+            </w:pPr>
+            <w:r>
+              <w:rPr>
+                <w:sz w:val="19"/>
+                <w:szCs w:val="19"/>
+              </w:rPr>
+              <w:t xml:space="preserve">A)  The graph is unfinished</w:t>
+            </w:r>
+          </w:p>
+          <w:p>
+            <w:pPr>
+              <w:spacing w:after="30"/>
+              <w:ind w:left="180"/>
+            </w:pPr>
+            <w:r>
+              <w:rPr>
+                <w:sz w:val="19"/>
+                <w:szCs w:val="19"/>
+              </w:rPr>
+              <w:t xml:space="preserve">B)  Dashed lines always mean the cost is decreasing</w:t>
+            </w:r>
+          </w:p>
+          <w:p>
+            <w:pPr>
+              <w:spacing w:after="30"/>
+              <w:ind w:left="180"/>
+            </w:pPr>
+            <w:r>
+              <w:rPr>
+                <w:sz w:val="19"/>
+                <w:szCs w:val="19"/>
+              </w:rPr>
+              <w:t xml:space="preserve">C)  The ticket price changes between points</w:t>
+            </w:r>
+          </w:p>
+          <w:p>
+            <w:pPr>
+              <w:spacing w:after="30"/>
+              <w:ind w:left="180"/>
+            </w:pPr>
+            <w:r>
+              <w:rPr>
+                <w:sz w:val="19"/>
+                <w:szCs w:val="19"/>
+              </w:rPr>
+              <w:t xml:space="preserve">D)  You can only buy whole numbers of tickets, so the points between whole numbers do not make sense</w:t>
+            </w:r>
+          </w:p>
+        </w:tc>
+        <w:tc>
+          <w:tcPr>
+            <w:tcW w:type="dxa" w:w="3560"/>
+            <w:tcMar>
+              <w:top w:type="dxa" w:w="80"/>
+              <w:left w:type="dxa" w:w="100"/>
+              <w:bottom w:type="dxa" w:w="80"/>
+              <w:right w:type="dxa" w:w="100"/>
+            </w:tcMar>
+            <w:vAlign w:val="top"/>
+          </w:tcPr>
+          <w:p>
+            <w:pPr>
+              <w:pBdr>
+                <w:bottom w:val="single" w:color="AFBECC" w:sz="6"/>
+              </w:pBdr>
+              <w:spacing w:after="30" w:before="150"/>
             </w:pPr>
             <w:r>
               <w:t xml:space="preserve"/>
@@ -4148,7 +5317,147 @@
           </w:p>
           <w:p>
             <w:pPr>
-              <w:spacing w:after="0" w:line="320"/>
+              <w:pBdr>
+                <w:bottom w:val="single" w:color="AFBECC" w:sz="6"/>
+              </w:pBdr>
+              <w:spacing w:after="30" w:before="150"/>
+            </w:pPr>
+            <w:r>
+              <w:t xml:space="preserve"/>
+            </w:r>
+          </w:p>
+          <w:p>
+            <w:pPr>
+              <w:pBdr>
+                <w:bottom w:val="single" w:color="AFBECC" w:sz="6"/>
+              </w:pBdr>
+              <w:spacing w:after="30" w:before="150"/>
+            </w:pPr>
+            <w:r>
+              <w:t xml:space="preserve"/>
+            </w:r>
+          </w:p>
+          <w:p>
+            <w:pPr>
+              <w:pBdr>
+                <w:bottom w:val="single" w:color="AFBECC" w:sz="6"/>
+              </w:pBdr>
+              <w:spacing w:after="30" w:before="150"/>
+            </w:pPr>
+            <w:r>
+              <w:t xml:space="preserve"/>
+            </w:r>
+          </w:p>
+        </w:tc>
+        <w:tc>
+          <w:tcPr>
+            <w:tcW w:type="dxa" w:w="3000"/>
+            <w:shd w:fill="FBF3E2" w:color="auto" w:val="clear"/>
+            <w:tcMar>
+              <w:top w:type="dxa" w:w="80"/>
+              <w:left w:type="dxa" w:w="100"/>
+              <w:bottom w:type="dxa" w:w="80"/>
+              <w:right w:type="dxa" w:w="100"/>
+            </w:tcMar>
+            <w:vAlign w:val="top"/>
+          </w:tcPr>
+          <w:p>
+            <w:pPr>
+              <w:spacing w:after="40"/>
+            </w:pPr>
+            <w:r>
+              <w:rPr>
+                <w:b/>
+                <w:bCs/>
+                <w:color w:val="12355B"/>
+                <w:sz w:val="19"/>
+                <w:szCs w:val="19"/>
+              </w:rPr>
+              <w:t xml:space="preserve">Because... </w:t>
+            </w:r>
+            <w:r>
+              <w:rPr>
+                <w:color w:val="AFBECC"/>
+                <w:sz w:val="19"/>
+                <w:szCs w:val="19"/>
+              </w:rPr>
+              <w:t xml:space="preserve">________________</w:t>
+            </w:r>
+          </w:p>
+          <w:p>
+            <w:pPr>
+              <w:pBdr>
+                <w:bottom w:val="single" w:color="AFBECC" w:sz="6"/>
+              </w:pBdr>
+              <w:spacing w:after="30" w:before="150"/>
+            </w:pPr>
+            <w:r>
+              <w:t xml:space="preserve"/>
+            </w:r>
+          </w:p>
+          <w:p>
+            <w:pPr>
+              <w:spacing w:after="40" w:before="80"/>
+            </w:pPr>
+            <w:r>
+              <w:rPr>
+                <w:b/>
+                <w:bCs/>
+                <w:color w:val="6B4FA0"/>
+                <w:sz w:val="19"/>
+                <w:szCs w:val="19"/>
+              </w:rPr>
+              <w:t xml:space="preserve">Although... </w:t>
+            </w:r>
+            <w:r>
+              <w:rPr>
+                <w:color w:val="AFBECC"/>
+                <w:sz w:val="19"/>
+                <w:szCs w:val="19"/>
+              </w:rPr>
+              <w:t xml:space="preserve">_______________</w:t>
+            </w:r>
+          </w:p>
+          <w:p>
+            <w:pPr>
+              <w:pBdr>
+                <w:bottom w:val="single" w:color="AFBECC" w:sz="6"/>
+              </w:pBdr>
+              <w:spacing w:after="30" w:before="150"/>
+            </w:pPr>
+            <w:r>
+              <w:t xml:space="preserve"/>
+            </w:r>
+          </w:p>
+          <w:p>
+            <w:pPr>
+              <w:spacing w:after="40" w:before="80"/>
+            </w:pPr>
+            <w:r>
+              <w:rPr>
+                <w:b/>
+                <w:bCs/>
+                <w:color w:val="1FA6A2"/>
+                <w:sz w:val="19"/>
+                <w:szCs w:val="19"/>
+              </w:rPr>
+              <w:t xml:space="preserve">Therefore... </w:t>
+            </w:r>
+            <w:r>
+              <w:rPr>
+                <w:color w:val="AFBECC"/>
+                <w:sz w:val="19"/>
+                <w:szCs w:val="19"/>
+              </w:rPr>
+              <w:t xml:space="preserve">______________</w:t>
+            </w:r>
+          </w:p>
+          <w:p>
+            <w:pPr>
+              <w:pBdr>
+                <w:bottom w:val="single" w:color="AFBECC" w:sz="6"/>
+              </w:pBdr>
+              <w:spacing w:after="30" w:before="150"/>
             </w:pPr>
             <w:r>
               <w:t xml:space="preserve"/>
@@ -4159,84 +5468,7 @@
     </w:tbl>
     <w:p>
       <w:pPr>
-        <w:keepNext/>
-        <w:spacing w:after="60" w:before="160"/>
-      </w:pPr>
-      <w:r>
-        <w:rPr>
-          <w:b/>
-          <w:bCs/>
-          <w:color w:val="12355B"/>
-          <w:sz w:val="22"/>
-          <w:szCs w:val="22"/>
-        </w:rPr>
-        <w:t xml:space="preserve">5.  </w:t>
-      </w:r>
-      <w:r>
-        <w:rPr>
-          <w:b/>
-          <w:bCs/>
-          <w:sz w:val="21"/>
-          <w:szCs w:val="21"/>
-        </w:rPr>
-        <w:t xml:space="preserve">The ticket table and ticket graph are two representations. Which statement about them is true?</w:t>
-      </w:r>
-    </w:p>
-    <w:p>
-      <w:pPr>
-        <w:spacing w:after="40"/>
-        <w:ind w:left="420"/>
-      </w:pPr>
-      <w:r>
-        <w:rPr>
-          <w:sz w:val="20"/>
-          <w:szCs w:val="20"/>
-        </w:rPr>
-        <w:t xml:space="preserve">A)  The graph shows a different relationship than the table</w:t>
-      </w:r>
-    </w:p>
-    <w:p>
-      <w:pPr>
-        <w:spacing w:after="40"/>
-        <w:ind w:left="420"/>
-      </w:pPr>
-      <w:r>
-        <w:rPr>
-          <w:sz w:val="20"/>
-          <w:szCs w:val="20"/>
-        </w:rPr>
-        <w:t xml:space="preserve">B)  Only the table can show that cost increases with tickets</w:t>
-      </w:r>
-    </w:p>
-    <w:p>
-      <w:pPr>
-        <w:spacing w:after="40"/>
-        <w:ind w:left="420"/>
-      </w:pPr>
-      <w:r>
-        <w:rPr>
-          <w:sz w:val="20"/>
-          <w:szCs w:val="20"/>
-        </w:rPr>
-        <w:t xml:space="preserve">C)  Only the graph is a real mathematical representation</w:t>
-      </w:r>
-    </w:p>
-    <w:p>
-      <w:pPr>
-        <w:spacing w:after="40"/>
-        <w:ind w:left="420"/>
-      </w:pPr>
-      <w:r>
-        <w:rPr>
-          <w:sz w:val="20"/>
-          <w:szCs w:val="20"/>
-        </w:rPr>
-        <w:t xml:space="preserve">D)  Both show the same relationship — the table with numerical values, the graph in a more visual way</w:t>
-      </w:r>
-    </w:p>
-    <w:p>
-      <w:pPr>
-        <w:spacing w:after="20"/>
+        <w:spacing w:after="80"/>
       </w:pPr>
       <w:r>
         <w:t xml:space="preserve"/>
@@ -4244,33 +5476,217 @@
     </w:p>
     <w:tbl>
       <w:tblPr>
-        <w:tblW w:type="pct" w:w="100%"/>
+        <w:tblW w:type="dxa" w:w="9360"/>
         <w:tblBorders>
           <w:top w:val="single" w:color="C7D2DD" w:sz="6"/>
           <w:left w:val="single" w:color="C7D2DD" w:sz="6"/>
           <w:bottom w:val="single" w:color="C7D2DD" w:sz="6"/>
           <w:right w:val="single" w:color="C7D2DD" w:sz="6"/>
-          <w:insideH w:val="single" w:color="auto" w:sz="4"/>
-          <w:insideV w:val="single" w:color="auto" w:sz="4"/>
+          <w:insideH w:val="single" w:color="C7D2DD" w:sz="6"/>
+          <w:insideV w:val="single" w:color="C7D2DD" w:sz="6"/>
         </w:tblBorders>
       </w:tblPr>
       <w:tblGrid>
-        <w:gridCol w:w="100"/>
+        <w:gridCol w:w="2800"/>
+        <w:gridCol w:w="3560"/>
+        <w:gridCol w:w="3000"/>
       </w:tblGrid>
       <w:tr>
-        <w:tc>
-          <w:tcPr>
+        <w:trPr>
+          <w:cantSplit/>
+          <w:tblHeader/>
+        </w:trPr>
+        <w:tc>
+          <w:tcPr>
+            <w:tcW w:type="dxa" w:w="2800"/>
+            <w:shd w:fill="EEF4F8" w:color="auto" w:val="clear"/>
+            <w:tcMar>
+              <w:top w:type="dxa" w:w="60"/>
+              <w:left w:type="dxa" w:w="100"/>
+              <w:bottom w:type="dxa" w:w="60"/>
+              <w:right w:type="dxa" w:w="100"/>
+            </w:tcMar>
+          </w:tcPr>
+          <w:p>
+            <w:pPr>
+              <w:spacing w:after="0"/>
+            </w:pPr>
+            <w:r>
+              <w:rPr>
+                <w:b/>
+                <w:bCs/>
+                <w:color w:val="12355B"/>
+                <w:sz w:val="16"/>
+                <w:szCs w:val="16"/>
+              </w:rPr>
+              <w:t xml:space="preserve">CORE PROBLEM / GIVEN REPRESENTATION</w:t>
+            </w:r>
+          </w:p>
+        </w:tc>
+        <w:tc>
+          <w:tcPr>
+            <w:tcW w:type="dxa" w:w="3560"/>
+            <w:shd w:fill="EEF4F8" w:color="auto" w:val="clear"/>
+            <w:tcMar>
+              <w:top w:type="dxa" w:w="60"/>
+              <w:left w:type="dxa" w:w="100"/>
+              <w:bottom w:type="dxa" w:w="60"/>
+              <w:right w:type="dxa" w:w="100"/>
+            </w:tcMar>
+          </w:tcPr>
+          <w:p>
+            <w:pPr>
+              <w:spacing w:after="0"/>
+            </w:pPr>
+            <w:r>
+              <w:rPr>
+                <w:b/>
+                <w:bCs/>
+                <w:color w:val="12355B"/>
+                <w:sz w:val="16"/>
+                <w:szCs w:val="16"/>
+              </w:rPr>
+              <w:t xml:space="preserve">WORKING SPACE / CALCULATION STEPS</w:t>
+            </w:r>
+          </w:p>
+        </w:tc>
+        <w:tc>
+          <w:tcPr>
+            <w:tcW w:type="dxa" w:w="3000"/>
             <w:shd w:fill="FBF3E2" w:color="auto" w:val="clear"/>
             <w:tcMar>
               <w:top w:type="dxa" w:w="60"/>
-              <w:left w:type="dxa" w:w="120"/>
+              <w:left w:type="dxa" w:w="100"/>
               <w:bottom w:type="dxa" w:w="60"/>
-              <w:right w:type="dxa" w:w="120"/>
-            </w:tcMar>
-          </w:tcPr>
-          <w:p>
-            <w:pPr>
-              <w:spacing w:after="0" w:line="320"/>
+              <w:right w:type="dxa" w:w="100"/>
+            </w:tcMar>
+          </w:tcPr>
+          <w:p>
+            <w:pPr>
+              <w:spacing w:after="0"/>
+            </w:pPr>
+            <w:r>
+              <w:rPr>
+                <w:b/>
+                <w:bCs/>
+                <w:color w:val="B97A12"/>
+                <w:sz w:val="16"/>
+                <w:szCs w:val="16"/>
+              </w:rPr>
+              <w:t xml:space="preserve">EXPLAIN YOUR REASONING</w:t>
+            </w:r>
+          </w:p>
+        </w:tc>
+      </w:tr>
+      <w:tr>
+        <w:trPr>
+          <w:cantSplit/>
+        </w:trPr>
+        <w:tc>
+          <w:tcPr>
+            <w:tcW w:type="dxa" w:w="2800"/>
+            <w:tcMar>
+              <w:top w:type="dxa" w:w="80"/>
+              <w:left w:type="dxa" w:w="100"/>
+              <w:bottom w:type="dxa" w:w="80"/>
+              <w:right w:type="dxa" w:w="100"/>
+            </w:tcMar>
+            <w:vAlign w:val="top"/>
+          </w:tcPr>
+          <w:p>
+            <w:pPr>
+              <w:spacing w:after="60"/>
+            </w:pPr>
+            <w:r>
+              <w:rPr>
+                <w:b/>
+                <w:bCs/>
+                <w:color w:val="12355B"/>
+                <w:sz w:val="21"/>
+                <w:szCs w:val="21"/>
+              </w:rPr>
+              <w:t xml:space="preserve">5.  </w:t>
+            </w:r>
+            <w:r>
+              <w:rPr>
+                <w:b/>
+                <w:bCs/>
+                <w:sz w:val="20"/>
+                <w:szCs w:val="20"/>
+              </w:rPr>
+              <w:t xml:space="preserve">The ticket table and ticket graph are two representations. Which statement about them is true?</w:t>
+            </w:r>
+          </w:p>
+          <w:p>
+            <w:pPr>
+              <w:spacing w:after="30"/>
+              <w:ind w:left="180"/>
+            </w:pPr>
+            <w:r>
+              <w:rPr>
+                <w:sz w:val="19"/>
+                <w:szCs w:val="19"/>
+              </w:rPr>
+              <w:t xml:space="preserve">A)  The graph shows a different relationship than the table</w:t>
+            </w:r>
+          </w:p>
+          <w:p>
+            <w:pPr>
+              <w:spacing w:after="30"/>
+              <w:ind w:left="180"/>
+            </w:pPr>
+            <w:r>
+              <w:rPr>
+                <w:sz w:val="19"/>
+                <w:szCs w:val="19"/>
+              </w:rPr>
+              <w:t xml:space="preserve">B)  Only the table can show that cost increases with tickets</w:t>
+            </w:r>
+          </w:p>
+          <w:p>
+            <w:pPr>
+              <w:spacing w:after="30"/>
+              <w:ind w:left="180"/>
+            </w:pPr>
+            <w:r>
+              <w:rPr>
+                <w:sz w:val="19"/>
+                <w:szCs w:val="19"/>
+              </w:rPr>
+              <w:t xml:space="preserve">C)  Only the graph is a real mathematical representation</w:t>
+            </w:r>
+          </w:p>
+          <w:p>
+            <w:pPr>
+              <w:spacing w:after="30"/>
+              <w:ind w:left="180"/>
+            </w:pPr>
+            <w:r>
+              <w:rPr>
+                <w:sz w:val="19"/>
+                <w:szCs w:val="19"/>
+              </w:rPr>
+              <w:t xml:space="preserve">D)  Both show the same relationship — the table with numerical values, the graph in a more visual way</w:t>
+            </w:r>
+          </w:p>
+        </w:tc>
+        <w:tc>
+          <w:tcPr>
+            <w:tcW w:type="dxa" w:w="3560"/>
+            <w:tcMar>
+              <w:top w:type="dxa" w:w="80"/>
+              <w:left w:type="dxa" w:w="100"/>
+              <w:bottom w:type="dxa" w:w="80"/>
+              <w:right w:type="dxa" w:w="100"/>
+            </w:tcMar>
+            <w:vAlign w:val="top"/>
+          </w:tcPr>
+          <w:p>
+            <w:pPr>
+              <w:pBdr>
+                <w:bottom w:val="single" w:color="AFBECC" w:sz="6"/>
+              </w:pBdr>
+              <w:spacing w:after="30" w:before="150"/>
             </w:pPr>
             <w:r>
               <w:t xml:space="preserve"/>
@@ -4278,7 +5694,147 @@
           </w:p>
           <w:p>
             <w:pPr>
-              <w:spacing w:after="0" w:line="320"/>
+              <w:pBdr>
+                <w:bottom w:val="single" w:color="AFBECC" w:sz="6"/>
+              </w:pBdr>
+              <w:spacing w:after="30" w:before="150"/>
+            </w:pPr>
+            <w:r>
+              <w:t xml:space="preserve"/>
+            </w:r>
+          </w:p>
+          <w:p>
+            <w:pPr>
+              <w:pBdr>
+                <w:bottom w:val="single" w:color="AFBECC" w:sz="6"/>
+              </w:pBdr>
+              <w:spacing w:after="30" w:before="150"/>
+            </w:pPr>
+            <w:r>
+              <w:t xml:space="preserve"/>
+            </w:r>
+          </w:p>
+          <w:p>
+            <w:pPr>
+              <w:pBdr>
+                <w:bottom w:val="single" w:color="AFBECC" w:sz="6"/>
+              </w:pBdr>
+              <w:spacing w:after="30" w:before="150"/>
+            </w:pPr>
+            <w:r>
+              <w:t xml:space="preserve"/>
+            </w:r>
+          </w:p>
+        </w:tc>
+        <w:tc>
+          <w:tcPr>
+            <w:tcW w:type="dxa" w:w="3000"/>
+            <w:shd w:fill="FBF3E2" w:color="auto" w:val="clear"/>
+            <w:tcMar>
+              <w:top w:type="dxa" w:w="80"/>
+              <w:left w:type="dxa" w:w="100"/>
+              <w:bottom w:type="dxa" w:w="80"/>
+              <w:right w:type="dxa" w:w="100"/>
+            </w:tcMar>
+            <w:vAlign w:val="top"/>
+          </w:tcPr>
+          <w:p>
+            <w:pPr>
+              <w:spacing w:after="40"/>
+            </w:pPr>
+            <w:r>
+              <w:rPr>
+                <w:b/>
+                <w:bCs/>
+                <w:color w:val="12355B"/>
+                <w:sz w:val="19"/>
+                <w:szCs w:val="19"/>
+              </w:rPr>
+              <w:t xml:space="preserve">Because... </w:t>
+            </w:r>
+            <w:r>
+              <w:rPr>
+                <w:color w:val="AFBECC"/>
+                <w:sz w:val="19"/>
+                <w:szCs w:val="19"/>
+              </w:rPr>
+              <w:t xml:space="preserve">________________</w:t>
+            </w:r>
+          </w:p>
+          <w:p>
+            <w:pPr>
+              <w:pBdr>
+                <w:bottom w:val="single" w:color="AFBECC" w:sz="6"/>
+              </w:pBdr>
+              <w:spacing w:after="30" w:before="150"/>
+            </w:pPr>
+            <w:r>
+              <w:t xml:space="preserve"/>
+            </w:r>
+          </w:p>
+          <w:p>
+            <w:pPr>
+              <w:spacing w:after="40" w:before="80"/>
+            </w:pPr>
+            <w:r>
+              <w:rPr>
+                <w:b/>
+                <w:bCs/>
+                <w:color w:val="6B4FA0"/>
+                <w:sz w:val="19"/>
+                <w:szCs w:val="19"/>
+              </w:rPr>
+              <w:t xml:space="preserve">Although... </w:t>
+            </w:r>
+            <w:r>
+              <w:rPr>
+                <w:color w:val="AFBECC"/>
+                <w:sz w:val="19"/>
+                <w:szCs w:val="19"/>
+              </w:rPr>
+              <w:t xml:space="preserve">_______________</w:t>
+            </w:r>
+          </w:p>
+          <w:p>
+            <w:pPr>
+              <w:pBdr>
+                <w:bottom w:val="single" w:color="AFBECC" w:sz="6"/>
+              </w:pBdr>
+              <w:spacing w:after="30" w:before="150"/>
+            </w:pPr>
+            <w:r>
+              <w:t xml:space="preserve"/>
+            </w:r>
+          </w:p>
+          <w:p>
+            <w:pPr>
+              <w:spacing w:after="40" w:before="80"/>
+            </w:pPr>
+            <w:r>
+              <w:rPr>
+                <w:b/>
+                <w:bCs/>
+                <w:color w:val="1FA6A2"/>
+                <w:sz w:val="19"/>
+                <w:szCs w:val="19"/>
+              </w:rPr>
+              <w:t xml:space="preserve">Therefore... </w:t>
+            </w:r>
+            <w:r>
+              <w:rPr>
+                <w:color w:val="AFBECC"/>
+                <w:sz w:val="19"/>
+                <w:szCs w:val="19"/>
+              </w:rPr>
+              <w:t xml:space="preserve">______________</w:t>
+            </w:r>
+          </w:p>
+          <w:p>
+            <w:pPr>
+              <w:pBdr>
+                <w:bottom w:val="single" w:color="AFBECC" w:sz="6"/>
+              </w:pBdr>
+              <w:spacing w:after="30" w:before="150"/>
             </w:pPr>
             <w:r>
               <w:t xml:space="preserve"/>
@@ -4289,84 +5845,7 @@
     </w:tbl>
     <w:p>
       <w:pPr>
-        <w:keepNext/>
-        <w:spacing w:after="60" w:before="160"/>
-      </w:pPr>
-      <w:r>
-        <w:rPr>
-          <w:b/>
-          <w:bCs/>
-          <w:color w:val="12355B"/>
-          <w:sz w:val="22"/>
-          <w:szCs w:val="22"/>
-        </w:rPr>
-        <w:t xml:space="preserve">6.  </w:t>
-      </w:r>
-      <w:r>
-        <w:rPr>
-          <w:b/>
-          <w:bCs/>
-          <w:sz w:val="21"/>
-          <w:szCs w:val="21"/>
-        </w:rPr>
-        <w:t xml:space="preserve">Using the ticket table, what are the coordinates of the point for 4 tickets?</w:t>
-      </w:r>
-    </w:p>
-    <w:p>
-      <w:pPr>
-        <w:spacing w:after="40"/>
-        <w:ind w:left="420"/>
-      </w:pPr>
-      <w:r>
-        <w:rPr>
-          <w:sz w:val="20"/>
-          <w:szCs w:val="20"/>
-        </w:rPr>
-        <w:t xml:space="preserve">A)  (4, 180)</w:t>
-      </w:r>
-    </w:p>
-    <w:p>
-      <w:pPr>
-        <w:spacing w:after="40"/>
-        <w:ind w:left="420"/>
-      </w:pPr>
-      <w:r>
-        <w:rPr>
-          <w:sz w:val="20"/>
-          <w:szCs w:val="20"/>
-        </w:rPr>
-        <w:t xml:space="preserve">B)  (4, 160)</w:t>
-      </w:r>
-    </w:p>
-    <w:p>
-      <w:pPr>
-        <w:spacing w:after="40"/>
-        <w:ind w:left="420"/>
-      </w:pPr>
-      <w:r>
-        <w:rPr>
-          <w:sz w:val="20"/>
-          <w:szCs w:val="20"/>
-        </w:rPr>
-        <w:t xml:space="preserve">C)  (4, 49)</w:t>
-      </w:r>
-    </w:p>
-    <w:p>
-      <w:pPr>
-        <w:spacing w:after="40"/>
-        <w:ind w:left="420"/>
-      </w:pPr>
-      <w:r>
-        <w:rPr>
-          <w:sz w:val="20"/>
-          <w:szCs w:val="20"/>
-        </w:rPr>
-        <w:t xml:space="preserve">D)  (180, 4)</w:t>
-      </w:r>
-    </w:p>
-    <w:p>
-      <w:pPr>
-        <w:spacing w:after="20"/>
+        <w:spacing w:after="80"/>
       </w:pPr>
       <w:r>
         <w:t xml:space="preserve"/>
@@ -4374,33 +5853,217 @@
     </w:p>
     <w:tbl>
       <w:tblPr>
-        <w:tblW w:type="pct" w:w="100%"/>
+        <w:tblW w:type="dxa" w:w="9360"/>
         <w:tblBorders>
           <w:top w:val="single" w:color="C7D2DD" w:sz="6"/>
           <w:left w:val="single" w:color="C7D2DD" w:sz="6"/>
           <w:bottom w:val="single" w:color="C7D2DD" w:sz="6"/>
           <w:right w:val="single" w:color="C7D2DD" w:sz="6"/>
-          <w:insideH w:val="single" w:color="auto" w:sz="4"/>
-          <w:insideV w:val="single" w:color="auto" w:sz="4"/>
+          <w:insideH w:val="single" w:color="C7D2DD" w:sz="6"/>
+          <w:insideV w:val="single" w:color="C7D2DD" w:sz="6"/>
         </w:tblBorders>
       </w:tblPr>
       <w:tblGrid>
-        <w:gridCol w:w="100"/>
+        <w:gridCol w:w="2800"/>
+        <w:gridCol w:w="3560"/>
+        <w:gridCol w:w="3000"/>
       </w:tblGrid>
       <w:tr>
-        <w:tc>
-          <w:tcPr>
+        <w:trPr>
+          <w:cantSplit/>
+          <w:tblHeader/>
+        </w:trPr>
+        <w:tc>
+          <w:tcPr>
+            <w:tcW w:type="dxa" w:w="2800"/>
+            <w:shd w:fill="EEF4F8" w:color="auto" w:val="clear"/>
+            <w:tcMar>
+              <w:top w:type="dxa" w:w="60"/>
+              <w:left w:type="dxa" w:w="100"/>
+              <w:bottom w:type="dxa" w:w="60"/>
+              <w:right w:type="dxa" w:w="100"/>
+            </w:tcMar>
+          </w:tcPr>
+          <w:p>
+            <w:pPr>
+              <w:spacing w:after="0"/>
+            </w:pPr>
+            <w:r>
+              <w:rPr>
+                <w:b/>
+                <w:bCs/>
+                <w:color w:val="12355B"/>
+                <w:sz w:val="16"/>
+                <w:szCs w:val="16"/>
+              </w:rPr>
+              <w:t xml:space="preserve">CORE PROBLEM / GIVEN REPRESENTATION</w:t>
+            </w:r>
+          </w:p>
+        </w:tc>
+        <w:tc>
+          <w:tcPr>
+            <w:tcW w:type="dxa" w:w="3560"/>
+            <w:shd w:fill="EEF4F8" w:color="auto" w:val="clear"/>
+            <w:tcMar>
+              <w:top w:type="dxa" w:w="60"/>
+              <w:left w:type="dxa" w:w="100"/>
+              <w:bottom w:type="dxa" w:w="60"/>
+              <w:right w:type="dxa" w:w="100"/>
+            </w:tcMar>
+          </w:tcPr>
+          <w:p>
+            <w:pPr>
+              <w:spacing w:after="0"/>
+            </w:pPr>
+            <w:r>
+              <w:rPr>
+                <w:b/>
+                <w:bCs/>
+                <w:color w:val="12355B"/>
+                <w:sz w:val="16"/>
+                <w:szCs w:val="16"/>
+              </w:rPr>
+              <w:t xml:space="preserve">WORKING SPACE / CALCULATION STEPS</w:t>
+            </w:r>
+          </w:p>
+        </w:tc>
+        <w:tc>
+          <w:tcPr>
+            <w:tcW w:type="dxa" w:w="3000"/>
             <w:shd w:fill="FBF3E2" w:color="auto" w:val="clear"/>
             <w:tcMar>
               <w:top w:type="dxa" w:w="60"/>
-              <w:left w:type="dxa" w:w="120"/>
+              <w:left w:type="dxa" w:w="100"/>
               <w:bottom w:type="dxa" w:w="60"/>
-              <w:right w:type="dxa" w:w="120"/>
-            </w:tcMar>
-          </w:tcPr>
-          <w:p>
-            <w:pPr>
-              <w:spacing w:after="0" w:line="320"/>
+              <w:right w:type="dxa" w:w="100"/>
+            </w:tcMar>
+          </w:tcPr>
+          <w:p>
+            <w:pPr>
+              <w:spacing w:after="0"/>
+            </w:pPr>
+            <w:r>
+              <w:rPr>
+                <w:b/>
+                <w:bCs/>
+                <w:color w:val="B97A12"/>
+                <w:sz w:val="16"/>
+                <w:szCs w:val="16"/>
+              </w:rPr>
+              <w:t xml:space="preserve">EXPLAIN YOUR REASONING</w:t>
+            </w:r>
+          </w:p>
+        </w:tc>
+      </w:tr>
+      <w:tr>
+        <w:trPr>
+          <w:cantSplit/>
+        </w:trPr>
+        <w:tc>
+          <w:tcPr>
+            <w:tcW w:type="dxa" w:w="2800"/>
+            <w:tcMar>
+              <w:top w:type="dxa" w:w="80"/>
+              <w:left w:type="dxa" w:w="100"/>
+              <w:bottom w:type="dxa" w:w="80"/>
+              <w:right w:type="dxa" w:w="100"/>
+            </w:tcMar>
+            <w:vAlign w:val="top"/>
+          </w:tcPr>
+          <w:p>
+            <w:pPr>
+              <w:spacing w:after="60"/>
+            </w:pPr>
+            <w:r>
+              <w:rPr>
+                <w:b/>
+                <w:bCs/>
+                <w:color w:val="12355B"/>
+                <w:sz w:val="21"/>
+                <w:szCs w:val="21"/>
+              </w:rPr>
+              <w:t xml:space="preserve">6.  </w:t>
+            </w:r>
+            <w:r>
+              <w:rPr>
+                <w:b/>
+                <w:bCs/>
+                <w:sz w:val="20"/>
+                <w:szCs w:val="20"/>
+              </w:rPr>
+              <w:t xml:space="preserve">Using the ticket table, what are the coordinates of the point for 4 tickets?</w:t>
+            </w:r>
+          </w:p>
+          <w:p>
+            <w:pPr>
+              <w:spacing w:after="30"/>
+              <w:ind w:left="180"/>
+            </w:pPr>
+            <w:r>
+              <w:rPr>
+                <w:sz w:val="19"/>
+                <w:szCs w:val="19"/>
+              </w:rPr>
+              <w:t xml:space="preserve">A)  (4, 180)</w:t>
+            </w:r>
+          </w:p>
+          <w:p>
+            <w:pPr>
+              <w:spacing w:after="30"/>
+              <w:ind w:left="180"/>
+            </w:pPr>
+            <w:r>
+              <w:rPr>
+                <w:sz w:val="19"/>
+                <w:szCs w:val="19"/>
+              </w:rPr>
+              <w:t xml:space="preserve">B)  (4, 160)</w:t>
+            </w:r>
+          </w:p>
+          <w:p>
+            <w:pPr>
+              <w:spacing w:after="30"/>
+              <w:ind w:left="180"/>
+            </w:pPr>
+            <w:r>
+              <w:rPr>
+                <w:sz w:val="19"/>
+                <w:szCs w:val="19"/>
+              </w:rPr>
+              <w:t xml:space="preserve">C)  (4, 49)</w:t>
+            </w:r>
+          </w:p>
+          <w:p>
+            <w:pPr>
+              <w:spacing w:after="30"/>
+              <w:ind w:left="180"/>
+            </w:pPr>
+            <w:r>
+              <w:rPr>
+                <w:sz w:val="19"/>
+                <w:szCs w:val="19"/>
+              </w:rPr>
+              <w:t xml:space="preserve">D)  (180, 4)</w:t>
+            </w:r>
+          </w:p>
+        </w:tc>
+        <w:tc>
+          <w:tcPr>
+            <w:tcW w:type="dxa" w:w="3560"/>
+            <w:tcMar>
+              <w:top w:type="dxa" w:w="80"/>
+              <w:left w:type="dxa" w:w="100"/>
+              <w:bottom w:type="dxa" w:w="80"/>
+              <w:right w:type="dxa" w:w="100"/>
+            </w:tcMar>
+            <w:vAlign w:val="top"/>
+          </w:tcPr>
+          <w:p>
+            <w:pPr>
+              <w:pBdr>
+                <w:bottom w:val="single" w:color="AFBECC" w:sz="6"/>
+              </w:pBdr>
+              <w:spacing w:after="30" w:before="150"/>
             </w:pPr>
             <w:r>
               <w:t xml:space="preserve"/>
@@ -4408,7 +6071,147 @@
           </w:p>
           <w:p>
             <w:pPr>
-              <w:spacing w:after="0" w:line="320"/>
+              <w:pBdr>
+                <w:bottom w:val="single" w:color="AFBECC" w:sz="6"/>
+              </w:pBdr>
+              <w:spacing w:after="30" w:before="150"/>
+            </w:pPr>
+            <w:r>
+              <w:t xml:space="preserve"/>
+            </w:r>
+          </w:p>
+          <w:p>
+            <w:pPr>
+              <w:pBdr>
+                <w:bottom w:val="single" w:color="AFBECC" w:sz="6"/>
+              </w:pBdr>
+              <w:spacing w:after="30" w:before="150"/>
+            </w:pPr>
+            <w:r>
+              <w:t xml:space="preserve"/>
+            </w:r>
+          </w:p>
+          <w:p>
+            <w:pPr>
+              <w:pBdr>
+                <w:bottom w:val="single" w:color="AFBECC" w:sz="6"/>
+              </w:pBdr>
+              <w:spacing w:after="30" w:before="150"/>
+            </w:pPr>
+            <w:r>
+              <w:t xml:space="preserve"/>
+            </w:r>
+          </w:p>
+        </w:tc>
+        <w:tc>
+          <w:tcPr>
+            <w:tcW w:type="dxa" w:w="3000"/>
+            <w:shd w:fill="FBF3E2" w:color="auto" w:val="clear"/>
+            <w:tcMar>
+              <w:top w:type="dxa" w:w="80"/>
+              <w:left w:type="dxa" w:w="100"/>
+              <w:bottom w:type="dxa" w:w="80"/>
+              <w:right w:type="dxa" w:w="100"/>
+            </w:tcMar>
+            <w:vAlign w:val="top"/>
+          </w:tcPr>
+          <w:p>
+            <w:pPr>
+              <w:spacing w:after="40"/>
+            </w:pPr>
+            <w:r>
+              <w:rPr>
+                <w:b/>
+                <w:bCs/>
+                <w:color w:val="12355B"/>
+                <w:sz w:val="19"/>
+                <w:szCs w:val="19"/>
+              </w:rPr>
+              <w:t xml:space="preserve">Because... </w:t>
+            </w:r>
+            <w:r>
+              <w:rPr>
+                <w:color w:val="AFBECC"/>
+                <w:sz w:val="19"/>
+                <w:szCs w:val="19"/>
+              </w:rPr>
+              <w:t xml:space="preserve">________________</w:t>
+            </w:r>
+          </w:p>
+          <w:p>
+            <w:pPr>
+              <w:pBdr>
+                <w:bottom w:val="single" w:color="AFBECC" w:sz="6"/>
+              </w:pBdr>
+              <w:spacing w:after="30" w:before="150"/>
+            </w:pPr>
+            <w:r>
+              <w:t xml:space="preserve"/>
+            </w:r>
+          </w:p>
+          <w:p>
+            <w:pPr>
+              <w:spacing w:after="40" w:before="80"/>
+            </w:pPr>
+            <w:r>
+              <w:rPr>
+                <w:b/>
+                <w:bCs/>
+                <w:color w:val="6B4FA0"/>
+                <w:sz w:val="19"/>
+                <w:szCs w:val="19"/>
+              </w:rPr>
+              <w:t xml:space="preserve">Although... </w:t>
+            </w:r>
+            <w:r>
+              <w:rPr>
+                <w:color w:val="AFBECC"/>
+                <w:sz w:val="19"/>
+                <w:szCs w:val="19"/>
+              </w:rPr>
+              <w:t xml:space="preserve">_______________</w:t>
+            </w:r>
+          </w:p>
+          <w:p>
+            <w:pPr>
+              <w:pBdr>
+                <w:bottom w:val="single" w:color="AFBECC" w:sz="6"/>
+              </w:pBdr>
+              <w:spacing w:after="30" w:before="150"/>
+            </w:pPr>
+            <w:r>
+              <w:t xml:space="preserve"/>
+            </w:r>
+          </w:p>
+          <w:p>
+            <w:pPr>
+              <w:spacing w:after="40" w:before="80"/>
+            </w:pPr>
+            <w:r>
+              <w:rPr>
+                <w:b/>
+                <w:bCs/>
+                <w:color w:val="1FA6A2"/>
+                <w:sz w:val="19"/>
+                <w:szCs w:val="19"/>
+              </w:rPr>
+              <w:t xml:space="preserve">Therefore... </w:t>
+            </w:r>
+            <w:r>
+              <w:rPr>
+                <w:color w:val="AFBECC"/>
+                <w:sz w:val="19"/>
+                <w:szCs w:val="19"/>
+              </w:rPr>
+              <w:t xml:space="preserve">______________</w:t>
+            </w:r>
+          </w:p>
+          <w:p>
+            <w:pPr>
+              <w:pBdr>
+                <w:bottom w:val="single" w:color="AFBECC" w:sz="6"/>
+              </w:pBdr>
+              <w:spacing w:after="30" w:before="150"/>
             </w:pPr>
             <w:r>
               <w:t xml:space="preserve"/>
@@ -4417,6 +6220,14 @@
         </w:tc>
       </w:tr>
     </w:tbl>
+    <w:p>
+      <w:pPr>
+        <w:spacing w:after="80"/>
+      </w:pPr>
+      <w:r>
+        <w:t xml:space="preserve"/>
+      </w:r>
+    </w:p>
     <w:p>
       <w:pPr>
         <w:pStyle w:val="Heading1"/>
@@ -4535,6 +6346,149 @@
         <w:t xml:space="preserve"/>
       </w:r>
     </w:p>
+    <w:p>
+      <w:pPr>
+        <w:spacing w:after="60"/>
+      </w:pPr>
+      <w:r>
+        <w:t xml:space="preserve"/>
+      </w:r>
+    </w:p>
+    <w:tbl>
+      <w:tblPr>
+        <w:tblW w:type="dxa" w:w="9360"/>
+        <w:tblBorders>
+          <w:top w:val="single" w:color="C7D2DD" w:sz="6"/>
+          <w:left w:val="single" w:color="C7D2DD" w:sz="6"/>
+          <w:bottom w:val="single" w:color="C7D2DD" w:sz="6"/>
+          <w:right w:val="single" w:color="C7D2DD" w:sz="6"/>
+          <w:insideH w:val="single" w:color="C7D2DD" w:sz="6"/>
+          <w:insideV w:val="single" w:color="C7D2DD" w:sz="6"/>
+        </w:tblBorders>
+      </w:tblPr>
+      <w:tblGrid>
+        <w:gridCol w:w="3120"/>
+        <w:gridCol w:w="3120"/>
+        <w:gridCol w:w="3120"/>
+      </w:tblGrid>
+      <w:tr>
+        <w:trPr>
+          <w:cantSplit/>
+          <w:tblHeader/>
+        </w:trPr>
+        <w:tc>
+          <w:tcPr>
+            <w:tcW w:type="dxa" w:w="9360"/>
+            <w:gridSpan w:val="3"/>
+            <w:shd w:fill="EEF4F8" w:color="auto" w:val="clear"/>
+            <w:tcMar>
+              <w:top w:type="dxa" w:w="60"/>
+              <w:left w:type="dxa" w:w="100"/>
+              <w:bottom w:type="dxa" w:w="60"/>
+              <w:right w:type="dxa" w:w="100"/>
+            </w:tcMar>
+          </w:tcPr>
+          <w:p>
+            <w:pPr>
+              <w:spacing w:after="0"/>
+            </w:pPr>
+            <w:r>
+              <w:rPr>
+                <w:b/>
+                <w:bCs/>
+                <w:color w:val="12355B"/>
+                <w:sz w:val="18"/>
+                <w:szCs w:val="18"/>
+              </w:rPr>
+              <w:t xml:space="preserve">EXIT CHECK · 3-POINT SELF-ASSESSMENT CHECKLIST</w:t>
+            </w:r>
+          </w:p>
+        </w:tc>
+      </w:tr>
+      <w:tr>
+        <w:trPr>
+          <w:cantSplit/>
+        </w:trPr>
+        <w:tc>
+          <w:tcPr>
+            <w:tcW w:type="dxa" w:w="3120"/>
+            <w:tcMar>
+              <w:top w:type="dxa" w:w="80"/>
+              <w:left w:type="dxa" w:w="100"/>
+              <w:bottom w:type="dxa" w:w="80"/>
+              <w:right w:type="dxa" w:w="100"/>
+            </w:tcMar>
+          </w:tcPr>
+          <w:p>
+            <w:pPr>
+              <w:spacing w:after="0"/>
+            </w:pPr>
+            <w:r>
+              <w:rPr>
+                <w:b/>
+                <w:bCs/>
+                <w:color w:val="1A2733"/>
+                <w:sz w:val="18"/>
+                <w:szCs w:val="18"/>
+              </w:rPr>
+              <w:t xml:space="preserve">☐ 1. Units &amp; Labels Verified</w:t>
+            </w:r>
+          </w:p>
+        </w:tc>
+        <w:tc>
+          <w:tcPr>
+            <w:tcW w:type="dxa" w:w="3120"/>
+            <w:tcMar>
+              <w:top w:type="dxa" w:w="80"/>
+              <w:left w:type="dxa" w:w="100"/>
+              <w:bottom w:type="dxa" w:w="80"/>
+              <w:right w:type="dxa" w:w="100"/>
+            </w:tcMar>
+          </w:tcPr>
+          <w:p>
+            <w:pPr>
+              <w:spacing w:after="0"/>
+            </w:pPr>
+            <w:r>
+              <w:rPr>
+                <w:b/>
+                <w:bCs/>
+                <w:color w:val="1A2733"/>
+                <w:sz w:val="18"/>
+                <w:szCs w:val="18"/>
+              </w:rPr>
+              <w:t xml:space="preserve">☐ 2. Reasoning Stated (Because / Although / Therefore)</w:t>
+            </w:r>
+          </w:p>
+        </w:tc>
+        <w:tc>
+          <w:tcPr>
+            <w:tcW w:type="dxa" w:w="3120"/>
+            <w:tcMar>
+              <w:top w:type="dxa" w:w="80"/>
+              <w:left w:type="dxa" w:w="100"/>
+              <w:bottom w:type="dxa" w:w="80"/>
+              <w:right w:type="dxa" w:w="100"/>
+            </w:tcMar>
+          </w:tcPr>
+          <w:p>
+            <w:pPr>
+              <w:spacing w:after="0"/>
+            </w:pPr>
+            <w:r>
+              <w:rPr>
+                <w:b/>
+                <w:bCs/>
+                <w:color w:val="1A2733"/>
+                <w:sz w:val="18"/>
+                <w:szCs w:val="18"/>
+              </w:rPr>
+              <w:t xml:space="preserve">☐ 3. Calculations Double-Checked</w:t>
+            </w:r>
+          </w:p>
+        </w:tc>
+      </w:tr>
+    </w:tbl>
     <w:sectPr>
       <w:headerReference w:type="default" r:id="rId7"/>
       <w:footerReference w:type="default" r:id="rId8"/>
